--- a/Activity A(ii).docx
+++ b/Activity A(ii).docx
@@ -2,6 +2,976 @@
 <file path=word/document.xml><?xml version="1.0" encoding="utf-8"?>
 <w:document xmlns:wpc="http://schemas.microsoft.com/office/word/2010/wordprocessingCanvas" xmlns:cx="http://schemas.microsoft.com/office/drawing/2014/chartex" xmlns:cx1="http://schemas.microsoft.com/office/drawing/2015/9/8/chartex" xmlns:cx2="http://schemas.microsoft.com/office/drawing/2015/10/21/chartex" xmlns:cx3="http://schemas.microsoft.com/office/drawing/2016/5/9/chartex" xmlns:cx4="http://schemas.microsoft.com/office/drawing/2016/5/10/chartex" xmlns:cx5="http://schemas.microsoft.com/office/drawing/2016/5/11/chartex" xmlns:cx6="http://schemas.microsoft.com/office/drawing/2016/5/12/chartex" xmlns:cx7="http://schemas.microsoft.com/office/drawing/2016/5/13/chartex" xmlns:cx8="http://schemas.microsoft.com/office/drawing/2016/5/14/chartex" xmlns:mc="http://schemas.openxmlformats.org/markup-compatibility/2006" xmlns:aink="http://schemas.microsoft.com/office/drawing/2016/ink" xmlns:am3d="http://schemas.microsoft.com/office/drawing/2017/model3d" xmlns:o="urn:schemas-microsoft-com:office:office" xmlns:oel="http://schemas.microsoft.com/office/2019/extlst" xmlns:r="http://schemas.openxmlformats.org/officeDocument/2006/relationships" xmlns:m="http://schemas.openxmlformats.org/officeDocument/2006/math" xmlns:v="urn:schemas-microsoft-com:vml" xmlns:wp14="http://schemas.microsoft.com/office/word/2010/wordprocessingDrawing" xmlns:wp="http://schemas.openxmlformats.org/drawingml/2006/wordprocessingDrawing" xmlns:w10="urn:schemas-microsoft-com:office:word" xmlns:w="http://schemas.openxmlformats.org/wordprocessingml/2006/main" xmlns:w14="http://schemas.microsoft.com/office/word/2010/wordml" xmlns:w15="http://schemas.microsoft.com/office/word/2012/wordml" xmlns:w16cex="http://schemas.microsoft.com/office/word/2018/wordml/cex" xmlns:w16cid="http://schemas.microsoft.com/office/word/2016/wordml/cid" xmlns:w16="http://schemas.microsoft.com/office/word/2018/wordml" xmlns:w16du="http://schemas.microsoft.com/office/word/2023/wordml/word16du" xmlns:w16sdtdh="http://schemas.microsoft.com/office/word/2020/wordml/sdtdatahash" xmlns:w16sdtfl="http://schemas.microsoft.com/office/word/2024/wordml/sdtformatlock" xmlns:w16se="http://schemas.microsoft.com/office/word/2015/wordml/symex" xmlns:wpg="http://schemas.microsoft.com/office/word/2010/wordprocessingGroup" xmlns:wpi="http://schemas.microsoft.com/office/word/2010/wordprocessingInk" xmlns:wne="http://schemas.microsoft.com/office/word/2006/wordml" xmlns:wps="http://schemas.microsoft.com/office/word/2010/wordprocessingShape" mc:Ignorable="w14 w15 w16se w16cid w16 w16cex w16sdtdh w16sdtfl w16du wp14">
   <w:body>
+    <w:p>
+      <w:r>
+        <w:rPr>
+          <w:b/>
+          <w:bCs/>
+        </w:rPr>
+        <w:t>Appendix A: Research Notes – Activity A(i)</w:t>
+      </w:r>
+    </w:p>
+    <w:p>
+      <w:r>
+        <w:rPr>
+          <w:b/>
+          <w:bCs/>
+        </w:rPr>
+        <w:t>Hardware and Software in the Food and Produce Retail Sector</w:t>
+      </w:r>
+    </w:p>
+    <w:p>
+      <w:pPr>
+        <w:numPr>
+          <w:ilvl w:val="0"/>
+          <w:numId w:val="61"/>
+        </w:numPr>
+      </w:pPr>
+      <w:r>
+        <w:t>Grocery and farm</w:t>
+      </w:r>
+      <w:r>
+        <w:noBreakHyphen/>
+        <w:t>to</w:t>
+      </w:r>
+      <w:r>
+        <w:noBreakHyphen/>
+        <w:t>fork retailers use </w:t>
+      </w:r>
+      <w:r>
+        <w:rPr>
+          <w:b/>
+          <w:bCs/>
+        </w:rPr>
+        <w:t>point</w:t>
+      </w:r>
+      <w:r>
+        <w:rPr>
+          <w:b/>
+          <w:bCs/>
+        </w:rPr>
+        <w:noBreakHyphen/>
+        <w:t>of</w:t>
+      </w:r>
+      <w:r>
+        <w:rPr>
+          <w:b/>
+          <w:bCs/>
+        </w:rPr>
+        <w:noBreakHyphen/>
+        <w:t>sale (POS) terminals, barcode scanners and smart scales</w:t>
+      </w:r>
+      <w:r>
+        <w:t> to capture product data, check stock and speed up checkout in physical stores.</w:t>
+      </w:r>
+    </w:p>
+    <w:p>
+      <w:pPr>
+        <w:numPr>
+          <w:ilvl w:val="0"/>
+          <w:numId w:val="61"/>
+        </w:numPr>
+      </w:pPr>
+      <w:r>
+        <w:rPr>
+          <w:b/>
+          <w:bCs/>
+        </w:rPr>
+        <w:t>Cloud</w:t>
+      </w:r>
+      <w:r>
+        <w:rPr>
+          <w:b/>
+          <w:bCs/>
+        </w:rPr>
+        <w:noBreakHyphen/>
+        <w:t>based inventory and ERP systems</w:t>
+      </w:r>
+      <w:r>
+        <w:t> track stock levels, sales and supplier deliveries in real time, helping retailers manage perishables and reduce waste.</w:t>
+      </w:r>
+    </w:p>
+    <w:p>
+      <w:pPr>
+        <w:numPr>
+          <w:ilvl w:val="0"/>
+          <w:numId w:val="61"/>
+        </w:numPr>
+      </w:pPr>
+      <w:r>
+        <w:rPr>
+          <w:b/>
+          <w:bCs/>
+        </w:rPr>
+        <w:t>Online storefronts and mobile apps</w:t>
+      </w:r>
+      <w:r>
+        <w:t> act as the main customer</w:t>
+      </w:r>
+      <w:r>
+        <w:noBreakHyphen/>
+        <w:t>facing software, letting users browse products, apply filters, add items to a basket and pay online.</w:t>
+      </w:r>
+    </w:p>
+    <w:p>
+      <w:pPr>
+        <w:numPr>
+          <w:ilvl w:val="0"/>
+          <w:numId w:val="61"/>
+        </w:numPr>
+      </w:pPr>
+      <w:r>
+        <w:rPr>
+          <w:b/>
+          <w:bCs/>
+        </w:rPr>
+        <w:t>Back</w:t>
+      </w:r>
+      <w:r>
+        <w:rPr>
+          <w:b/>
+          <w:bCs/>
+        </w:rPr>
+        <w:noBreakHyphen/>
+        <w:t>end order management and loyalty platforms</w:t>
+      </w:r>
+      <w:r>
+        <w:t> receive online orders, allocate them to producers or stores, calculate loyalty points and send confirmation emails or notifications.</w:t>
+      </w:r>
+    </w:p>
+    <w:p>
+      <w:r>
+        <w:t>These examples show that hardware is mainly used for </w:t>
+      </w:r>
+      <w:r>
+        <w:rPr>
+          <w:b/>
+          <w:bCs/>
+        </w:rPr>
+        <w:t>accurate data capture and fast transactions</w:t>
+      </w:r>
+      <w:r>
+        <w:t>, while software is used for </w:t>
+      </w:r>
+      <w:r>
+        <w:rPr>
+          <w:b/>
+          <w:bCs/>
+        </w:rPr>
+        <w:t>customer experience, stock control, and reporting</w:t>
+      </w:r>
+      <w:r>
+        <w:t>.</w:t>
+      </w:r>
+    </w:p>
+    <w:p>
+      <w:r>
+        <w:pict w14:anchorId="5D5D9E16">
+          <v:rect id="_x0000_i1102" style="width:0;height:.75pt" o:hralign="center" o:hrstd="t" o:hr="t" fillcolor="#a0a0a0" stroked="f"/>
+        </w:pict>
+      </w:r>
+    </w:p>
+    <w:p>
+      <w:r>
+        <w:rPr>
+          <w:b/>
+          <w:bCs/>
+        </w:rPr>
+        <w:t>Newly Emerging Technologies</w:t>
+      </w:r>
+    </w:p>
+    <w:p>
+      <w:pPr>
+        <w:numPr>
+          <w:ilvl w:val="0"/>
+          <w:numId w:val="62"/>
+        </w:numPr>
+      </w:pPr>
+      <w:r>
+        <w:rPr>
+          <w:b/>
+          <w:bCs/>
+        </w:rPr>
+        <w:t>Artificial Intelligence (AI)</w:t>
+      </w:r>
+      <w:r>
+        <w:t> is used to forecast demand, personalise product recommendations and manage loyalty schemes, which can increase average order value and repeat purchases.</w:t>
+      </w:r>
+    </w:p>
+    <w:p>
+      <w:pPr>
+        <w:numPr>
+          <w:ilvl w:val="0"/>
+          <w:numId w:val="62"/>
+        </w:numPr>
+      </w:pPr>
+      <w:r>
+        <w:rPr>
+          <w:b/>
+          <w:bCs/>
+        </w:rPr>
+        <w:t>Internet of Things (IoT)</w:t>
+      </w:r>
+      <w:r>
+        <w:t> sensors monitor temperatures in fridges, trucks and warehouses, helping retailers maintain food safety and reduce spoilage.</w:t>
+      </w:r>
+    </w:p>
+    <w:p>
+      <w:pPr>
+        <w:numPr>
+          <w:ilvl w:val="0"/>
+          <w:numId w:val="62"/>
+        </w:numPr>
+      </w:pPr>
+      <w:r>
+        <w:rPr>
+          <w:b/>
+          <w:bCs/>
+        </w:rPr>
+        <w:t>Blockchain and traceability platforms</w:t>
+      </w:r>
+      <w:r>
+        <w:t> are being trialled to record where food comes from, how it is handled and where it is sold, improving transparency and trust.</w:t>
+      </w:r>
+    </w:p>
+    <w:p>
+      <w:r>
+        <w:t>These technologies could be layered into the Local Produce Hub later, for example:</w:t>
+      </w:r>
+    </w:p>
+    <w:p>
+      <w:pPr>
+        <w:numPr>
+          <w:ilvl w:val="0"/>
+          <w:numId w:val="63"/>
+        </w:numPr>
+      </w:pPr>
+      <w:r>
+        <w:t>AI</w:t>
+      </w:r>
+      <w:r>
+        <w:noBreakHyphen/>
+        <w:t>driven </w:t>
+      </w:r>
+      <w:r>
+        <w:rPr>
+          <w:b/>
+          <w:bCs/>
+        </w:rPr>
+        <w:t>recommendations</w:t>
+      </w:r>
+      <w:r>
+        <w:t> for local products.</w:t>
+      </w:r>
+    </w:p>
+    <w:p>
+      <w:pPr>
+        <w:numPr>
+          <w:ilvl w:val="0"/>
+          <w:numId w:val="63"/>
+        </w:numPr>
+      </w:pPr>
+      <w:r>
+        <w:t>IoT</w:t>
+      </w:r>
+      <w:r>
+        <w:noBreakHyphen/>
+        <w:t>style </w:t>
+      </w:r>
+      <w:r>
+        <w:rPr>
+          <w:b/>
+          <w:bCs/>
+        </w:rPr>
+        <w:t>freshness alerts</w:t>
+      </w:r>
+      <w:r>
+        <w:t> for short</w:t>
+      </w:r>
+      <w:r>
+        <w:noBreakHyphen/>
+        <w:t>life produce.</w:t>
+      </w:r>
+    </w:p>
+    <w:p>
+      <w:pPr>
+        <w:numPr>
+          <w:ilvl w:val="0"/>
+          <w:numId w:val="63"/>
+        </w:numPr>
+      </w:pPr>
+      <w:r>
+        <w:t>Blockchain</w:t>
+      </w:r>
+      <w:r>
+        <w:noBreakHyphen/>
+        <w:t>inspired </w:t>
+      </w:r>
+      <w:r>
+        <w:rPr>
+          <w:b/>
+          <w:bCs/>
+        </w:rPr>
+        <w:t>traceability logs</w:t>
+      </w:r>
+      <w:r>
+        <w:t> to show “one step back and one step forward” of each item.</w:t>
+      </w:r>
+    </w:p>
+    <w:p>
+      <w:r>
+        <w:pict w14:anchorId="6B868CF4">
+          <v:rect id="_x0000_i1103" style="width:0;height:.75pt" o:hralign="center" o:hrstd="t" o:hr="t" fillcolor="#a0a0a0" stroked="f"/>
+        </w:pict>
+      </w:r>
+    </w:p>
+    <w:p>
+      <w:r>
+        <w:rPr>
+          <w:b/>
+          <w:bCs/>
+        </w:rPr>
+        <w:t>How Digital Solutions Meet Different User Needs</w:t>
+      </w:r>
+    </w:p>
+    <w:p>
+      <w:pPr>
+        <w:numPr>
+          <w:ilvl w:val="0"/>
+          <w:numId w:val="64"/>
+        </w:numPr>
+      </w:pPr>
+      <w:r>
+        <w:rPr>
+          <w:b/>
+          <w:bCs/>
+        </w:rPr>
+        <w:lastRenderedPageBreak/>
+        <w:t>Home</w:t>
+      </w:r>
+      <w:r>
+        <w:rPr>
+          <w:b/>
+          <w:bCs/>
+        </w:rPr>
+        <w:noBreakHyphen/>
+        <w:t>cooking customers</w:t>
+      </w:r>
+      <w:r>
+        <w:t> need simple, mobile</w:t>
+      </w:r>
+      <w:r>
+        <w:noBreakHyphen/>
+        <w:t>friendly apps that clearly show products, dietary filters, stock status and delivery/collection options, and allow easy re</w:t>
+      </w:r>
+      <w:r>
+        <w:noBreakHyphen/>
+        <w:t>ordering.</w:t>
+      </w:r>
+    </w:p>
+    <w:p>
+      <w:pPr>
+        <w:numPr>
+          <w:ilvl w:val="0"/>
+          <w:numId w:val="64"/>
+        </w:numPr>
+      </w:pPr>
+      <w:r>
+        <w:rPr>
+          <w:b/>
+          <w:bCs/>
+        </w:rPr>
+        <w:t>Local producers and small farms</w:t>
+      </w:r>
+      <w:r>
+        <w:t> need dashboards where they can update stock, edit product details and see which orders contain their items, so they can plan production and deliveries.</w:t>
+      </w:r>
+    </w:p>
+    <w:p>
+      <w:pPr>
+        <w:numPr>
+          <w:ilvl w:val="0"/>
+          <w:numId w:val="64"/>
+        </w:numPr>
+      </w:pPr>
+      <w:r>
+        <w:rPr>
+          <w:b/>
+          <w:bCs/>
+        </w:rPr>
+        <w:t>Retail staff and co</w:t>
+      </w:r>
+      <w:r>
+        <w:rPr>
+          <w:b/>
+          <w:bCs/>
+        </w:rPr>
+        <w:noBreakHyphen/>
+        <w:t>op managers</w:t>
+      </w:r>
+      <w:r>
+        <w:t> rely on central views of orders, payments and delivery slots, plus basic reports to manage stock, capacity and customer</w:t>
+      </w:r>
+      <w:r>
+        <w:noBreakHyphen/>
+        <w:t>service issues.</w:t>
+      </w:r>
+    </w:p>
+    <w:p>
+      <w:r>
+        <w:t>Your Local Produce Hub aligns with these patterns by:</w:t>
+      </w:r>
+    </w:p>
+    <w:p>
+      <w:pPr>
+        <w:numPr>
+          <w:ilvl w:val="0"/>
+          <w:numId w:val="65"/>
+        </w:numPr>
+      </w:pPr>
+      <w:r>
+        <w:t>Giving </w:t>
+      </w:r>
+      <w:r>
+        <w:rPr>
+          <w:b/>
+          <w:bCs/>
+        </w:rPr>
+        <w:t>customers</w:t>
+      </w:r>
+      <w:r>
+        <w:t> a storefront, filters, basket, payment flow and loyalty points.</w:t>
+      </w:r>
+    </w:p>
+    <w:p>
+      <w:pPr>
+        <w:numPr>
+          <w:ilvl w:val="0"/>
+          <w:numId w:val="65"/>
+        </w:numPr>
+      </w:pPr>
+      <w:r>
+        <w:t>Giving </w:t>
+      </w:r>
+      <w:r>
+        <w:rPr>
+          <w:b/>
+          <w:bCs/>
+        </w:rPr>
+        <w:t>producers</w:t>
+      </w:r>
+      <w:r>
+        <w:t> a dashboard to manage stock and see their orders.</w:t>
+      </w:r>
+    </w:p>
+    <w:p>
+      <w:pPr>
+        <w:numPr>
+          <w:ilvl w:val="0"/>
+          <w:numId w:val="65"/>
+        </w:numPr>
+      </w:pPr>
+      <w:r>
+        <w:t>Giving </w:t>
+      </w:r>
+      <w:r>
+        <w:rPr>
+          <w:b/>
+          <w:bCs/>
+        </w:rPr>
+        <w:t>GLH staff</w:t>
+      </w:r>
+      <w:r>
+        <w:t> a unified view of orders, payments and collection/delivery scheduling. [your proposal]</w:t>
+      </w:r>
+    </w:p>
+    <w:p>
+      <w:r>
+        <w:pict w14:anchorId="23DA5A1D">
+          <v:rect id="_x0000_i1104" style="width:0;height:.75pt" o:hralign="center" o:hrstd="t" o:hr="t" fillcolor="#a0a0a0" stroked="f"/>
+        </w:pict>
+      </w:r>
+    </w:p>
+    <w:p>
+      <w:r>
+        <w:rPr>
+          <w:b/>
+          <w:bCs/>
+        </w:rPr>
+        <w:t>Industry</w:t>
+      </w:r>
+      <w:r>
+        <w:rPr>
+          <w:b/>
+          <w:bCs/>
+        </w:rPr>
+        <w:noBreakHyphen/>
+        <w:t>Specific Guidelines and Regulations</w:t>
+      </w:r>
+    </w:p>
+    <w:p>
+      <w:pPr>
+        <w:numPr>
+          <w:ilvl w:val="0"/>
+          <w:numId w:val="66"/>
+        </w:numPr>
+      </w:pPr>
+      <w:r>
+        <w:t>All online food businesses in the UK must follow the </w:t>
+      </w:r>
+      <w:r>
+        <w:rPr>
+          <w:b/>
+          <w:bCs/>
+        </w:rPr>
+        <w:t>Food Safety Act 1990</w:t>
+      </w:r>
+      <w:r>
+        <w:t> and </w:t>
+      </w:r>
+      <w:r>
+        <w:rPr>
+          <w:b/>
+          <w:bCs/>
+        </w:rPr>
+        <w:t>Food Safety and Hygiene Regulations</w:t>
+      </w:r>
+      <w:r>
+        <w:t>, which require that food sold is safe, not misleading and traceable through the supply chain.</w:t>
+      </w:r>
+    </w:p>
+    <w:p>
+      <w:pPr>
+        <w:numPr>
+          <w:ilvl w:val="0"/>
+          <w:numId w:val="66"/>
+        </w:numPr>
+      </w:pPr>
+      <w:r>
+        <w:t>The </w:t>
+      </w:r>
+      <w:r>
+        <w:rPr>
+          <w:b/>
+          <w:bCs/>
+        </w:rPr>
+        <w:t>Food Standards Agency (FSA)</w:t>
+      </w:r>
+      <w:r>
+        <w:t> guidance for </w:t>
+      </w:r>
+      <w:r>
+        <w:rPr>
+          <w:b/>
+          <w:bCs/>
+        </w:rPr>
+        <w:t>online food businesses</w:t>
+      </w:r>
+      <w:r>
+        <w:t> expects clear information about ingredients, allergens, storage and delivery, and that orders are handled under safe conditions.</w:t>
+      </w:r>
+    </w:p>
+    <w:p>
+      <w:pPr>
+        <w:numPr>
+          <w:ilvl w:val="0"/>
+          <w:numId w:val="66"/>
+        </w:numPr>
+      </w:pPr>
+      <w:r>
+        <w:t>The </w:t>
+      </w:r>
+      <w:r>
+        <w:rPr>
+          <w:b/>
+          <w:bCs/>
+        </w:rPr>
+        <w:t>UK GDPR</w:t>
+      </w:r>
+      <w:r>
+        <w:t> requires that customer and producer data (names, addresses, payment details) is collected lawfully, stored securely and that users can access or delete their data where appropriate.</w:t>
+      </w:r>
+    </w:p>
+    <w:p>
+      <w:pPr>
+        <w:numPr>
+          <w:ilvl w:val="0"/>
+          <w:numId w:val="66"/>
+        </w:numPr>
+      </w:pPr>
+      <w:r>
+        <w:rPr>
+          <w:b/>
+          <w:bCs/>
+        </w:rPr>
+        <w:t>Consumer protection laws</w:t>
+      </w:r>
+      <w:r>
+        <w:t>, such as the </w:t>
+      </w:r>
+      <w:r>
+        <w:rPr>
+          <w:b/>
+          <w:bCs/>
+        </w:rPr>
+        <w:t>Consumer Rights Act 2015</w:t>
+      </w:r>
+      <w:r>
+        <w:t>, require that online prices, delivery charges, terms and conditions are clear before checkout, and that digital services are fit for their intended purpose.</w:t>
+      </w:r>
+    </w:p>
+    <w:p>
+      <w:r>
+        <w:t>For GLH this means:</w:t>
+      </w:r>
+    </w:p>
+    <w:p>
+      <w:pPr>
+        <w:numPr>
+          <w:ilvl w:val="0"/>
+          <w:numId w:val="67"/>
+        </w:numPr>
+      </w:pPr>
+      <w:r>
+        <w:t>Product pages must show </w:t>
+      </w:r>
+      <w:r>
+        <w:rPr>
+          <w:b/>
+          <w:bCs/>
+        </w:rPr>
+        <w:t>ingredients, allergens and storage information</w:t>
+      </w:r>
+      <w:r>
+        <w:t>.</w:t>
+      </w:r>
+    </w:p>
+    <w:p>
+      <w:pPr>
+        <w:numPr>
+          <w:ilvl w:val="0"/>
+          <w:numId w:val="67"/>
+        </w:numPr>
+      </w:pPr>
+      <w:r>
+        <w:t>The system must store </w:t>
+      </w:r>
+      <w:r>
+        <w:rPr>
+          <w:b/>
+          <w:bCs/>
+        </w:rPr>
+        <w:t>order and delivery records</w:t>
+      </w:r>
+      <w:r>
+        <w:t> so items can be traced in case of recalls.</w:t>
+      </w:r>
+      <w:r>
+        <w:rPr>
+          <w:rFonts w:ascii="Arial" w:hAnsi="Arial" w:cs="Arial"/>
+        </w:rPr>
+        <w:t>​</w:t>
+      </w:r>
+    </w:p>
+    <w:p>
+      <w:pPr>
+        <w:numPr>
+          <w:ilvl w:val="0"/>
+          <w:numId w:val="67"/>
+        </w:numPr>
+      </w:pPr>
+      <w:r>
+        <w:lastRenderedPageBreak/>
+        <w:t>Personal data must be </w:t>
+      </w:r>
+      <w:r>
+        <w:rPr>
+          <w:b/>
+          <w:bCs/>
+        </w:rPr>
+        <w:t>minimised, encrypted where appropriate and protected by role</w:t>
+      </w:r>
+      <w:r>
+        <w:rPr>
+          <w:b/>
+          <w:bCs/>
+        </w:rPr>
+        <w:noBreakHyphen/>
+        <w:t>based access</w:t>
+      </w:r>
+      <w:r>
+        <w:t>, and the platform must provide clear privacy information and data</w:t>
+      </w:r>
+      <w:r>
+        <w:noBreakHyphen/>
+        <w:t>control options.</w:t>
+      </w:r>
+    </w:p>
+    <w:p>
+      <w:r>
+        <w:pict w14:anchorId="0ABFCC8D">
+          <v:rect id="_x0000_i1105" style="width:0;height:.75pt" o:hralign="center" o:hrstd="t" o:hr="t" fillcolor="#a0a0a0" stroked="f"/>
+        </w:pict>
+      </w:r>
+    </w:p>
+    <w:p>
+      <w:r>
+        <w:rPr>
+          <w:b/>
+          <w:bCs/>
+        </w:rPr>
+        <w:t>Research Source Links</w:t>
+      </w:r>
+    </w:p>
+    <w:p>
+      <w:pPr>
+        <w:numPr>
+          <w:ilvl w:val="0"/>
+          <w:numId w:val="68"/>
+        </w:numPr>
+      </w:pPr>
+      <w:r>
+        <w:rPr>
+          <w:b/>
+          <w:bCs/>
+        </w:rPr>
+        <w:t>Hardware and Software in Food Retail</w:t>
+      </w:r>
+    </w:p>
+    <w:p>
+      <w:pPr>
+        <w:numPr>
+          <w:ilvl w:val="1"/>
+          <w:numId w:val="68"/>
+        </w:numPr>
+      </w:pPr>
+      <w:r>
+        <w:t>Digital tools in the food</w:t>
+      </w:r>
+      <w:r>
+        <w:noBreakHyphen/>
+        <w:t>to</w:t>
+      </w:r>
+      <w:r>
+        <w:noBreakHyphen/>
+        <w:t>go sector – EvolveBG (ordering, POS, loyalty).</w:t>
+      </w:r>
+      <w:r>
+        <w:rPr>
+          <w:rFonts w:ascii="Arial" w:hAnsi="Arial" w:cs="Arial"/>
+        </w:rPr>
+        <w:t>​</w:t>
+      </w:r>
+    </w:p>
+    <w:p>
+      <w:pPr>
+        <w:numPr>
+          <w:ilvl w:val="1"/>
+          <w:numId w:val="68"/>
+        </w:numPr>
+      </w:pPr>
+      <w:r>
+        <w:t>Digital Food Management Solutions – Research and Markets (cloud, IoT, food</w:t>
+      </w:r>
+      <w:r>
+        <w:noBreakHyphen/>
+        <w:t>safety software).</w:t>
+      </w:r>
+      <w:r>
+        <w:rPr>
+          <w:rFonts w:ascii="Arial" w:hAnsi="Arial" w:cs="Arial"/>
+        </w:rPr>
+        <w:t>​</w:t>
+      </w:r>
+    </w:p>
+    <w:p>
+      <w:pPr>
+        <w:numPr>
+          <w:ilvl w:val="0"/>
+          <w:numId w:val="68"/>
+        </w:numPr>
+      </w:pPr>
+      <w:r>
+        <w:rPr>
+          <w:b/>
+          <w:bCs/>
+        </w:rPr>
+        <w:t>Newly Emerging Technologies</w:t>
+      </w:r>
+    </w:p>
+    <w:p>
+      <w:pPr>
+        <w:numPr>
+          <w:ilvl w:val="1"/>
+          <w:numId w:val="68"/>
+        </w:numPr>
+      </w:pPr>
+      <w:r>
+        <w:t>Food in the digital platform economy – Food Standards Agency paper on digital food platforms.</w:t>
+      </w:r>
+      <w:r>
+        <w:rPr>
+          <w:rFonts w:ascii="Arial" w:hAnsi="Arial" w:cs="Arial"/>
+        </w:rPr>
+        <w:t>​</w:t>
+      </w:r>
+    </w:p>
+    <w:p>
+      <w:pPr>
+        <w:numPr>
+          <w:ilvl w:val="1"/>
+          <w:numId w:val="68"/>
+        </w:numPr>
+      </w:pPr>
+      <w:r>
+        <w:t>Digital Food Management Solutions – same source as above, also covering AI and IoT.</w:t>
+      </w:r>
+      <w:r>
+        <w:rPr>
+          <w:rFonts w:ascii="Arial" w:hAnsi="Arial" w:cs="Arial"/>
+        </w:rPr>
+        <w:t>​</w:t>
+      </w:r>
+    </w:p>
+    <w:p>
+      <w:pPr>
+        <w:numPr>
+          <w:ilvl w:val="0"/>
+          <w:numId w:val="68"/>
+        </w:numPr>
+      </w:pPr>
+      <w:r>
+        <w:rPr>
+          <w:b/>
+          <w:bCs/>
+        </w:rPr>
+        <w:t>User</w:t>
+      </w:r>
+      <w:r>
+        <w:rPr>
+          <w:b/>
+          <w:bCs/>
+        </w:rPr>
+        <w:noBreakHyphen/>
+        <w:t>Centred Design and Digital Solutions</w:t>
+      </w:r>
+    </w:p>
+    <w:p>
+      <w:pPr>
+        <w:numPr>
+          <w:ilvl w:val="1"/>
+          <w:numId w:val="68"/>
+        </w:numPr>
+      </w:pPr>
+      <w:r>
+        <w:t>Food retail industry digital strategies – discussion of filters, loyalty and personalisation.</w:t>
+      </w:r>
+      <w:r>
+        <w:rPr>
+          <w:rFonts w:ascii="Arial" w:hAnsi="Arial" w:cs="Arial"/>
+        </w:rPr>
+        <w:t>​</w:t>
+      </w:r>
+    </w:p>
+    <w:p>
+      <w:pPr>
+        <w:numPr>
+          <w:ilvl w:val="1"/>
+          <w:numId w:val="68"/>
+        </w:numPr>
+      </w:pPr>
+      <w:r>
+        <w:t>Food</w:t>
+      </w:r>
+      <w:r>
+        <w:noBreakHyphen/>
+        <w:t>safety guide for online food businesses – customer</w:t>
+      </w:r>
+      <w:r>
+        <w:noBreakHyphen/>
+        <w:t>facing information and hygiene.</w:t>
+      </w:r>
+      <w:r>
+        <w:rPr>
+          <w:rFonts w:ascii="Arial" w:hAnsi="Arial" w:cs="Arial"/>
+        </w:rPr>
+        <w:t>​</w:t>
+      </w:r>
+    </w:p>
+    <w:p>
+      <w:pPr>
+        <w:numPr>
+          <w:ilvl w:val="0"/>
+          <w:numId w:val="68"/>
+        </w:numPr>
+      </w:pPr>
+      <w:r>
+        <w:rPr>
+          <w:b/>
+          <w:bCs/>
+        </w:rPr>
+        <w:t>Industry</w:t>
+      </w:r>
+      <w:r>
+        <w:rPr>
+          <w:b/>
+          <w:bCs/>
+        </w:rPr>
+        <w:noBreakHyphen/>
+        <w:t>Specific Guidelines and Regulations</w:t>
+      </w:r>
+    </w:p>
+    <w:p>
+      <w:pPr>
+        <w:numPr>
+          <w:ilvl w:val="1"/>
+          <w:numId w:val="68"/>
+        </w:numPr>
+      </w:pPr>
+      <w:r>
+        <w:t>GDPR compliance guide for food</w:t>
+      </w:r>
+      <w:r>
+        <w:noBreakHyphen/>
+        <w:t>service businesses – data</w:t>
+      </w:r>
+      <w:r>
+        <w:noBreakHyphen/>
+        <w:t>protection requirements.</w:t>
+      </w:r>
+      <w:r>
+        <w:rPr>
+          <w:rFonts w:ascii="Arial" w:hAnsi="Arial" w:cs="Arial"/>
+        </w:rPr>
+        <w:t>​</w:t>
+      </w:r>
+    </w:p>
+    <w:p>
+      <w:pPr>
+        <w:numPr>
+          <w:ilvl w:val="1"/>
+          <w:numId w:val="68"/>
+        </w:numPr>
+      </w:pPr>
+      <w:r>
+        <w:t>Food Standards Agency “Key regulations” and online</w:t>
+      </w:r>
+      <w:r>
+        <w:noBreakHyphen/>
+        <w:t>food</w:t>
+      </w:r>
+      <w:r>
+        <w:noBreakHyphen/>
+        <w:t>business guidance.</w:t>
+      </w:r>
+    </w:p>
+    <w:p/>
+    <w:p/>
+    <w:p/>
+    <w:p/>
+    <w:p/>
+    <w:p/>
+    <w:p/>
     <w:p>
       <w:pPr>
         <w:jc w:val="center"/>
@@ -17,6 +987,7 @@
           <w:bCs/>
           <w:u w:val="single"/>
         </w:rPr>
+        <w:lastRenderedPageBreak/>
         <w:t>Activity A(ii) Business Proposal</w:t>
       </w:r>
     </w:p>
@@ -36,6 +1007,7 @@
         <w:t>1. Business Context</w:t>
       </w:r>
     </w:p>
+    <w:p/>
     <w:p>
       <w:r>
         <w:t>Greenfield Local Hub (GLH) is a cooperative that brings together local farmers and food producers, running a physical retail outlet that locally produces food and drinks. It only provides a single sales point, shared marketing, basic products, and stock management for its members. Their main issue is scaling up: they need to reach more customers, manage the multi-producer stock and orders more efficiently, and clearly communicate the benefits of buying local.</w:t>
@@ -271,7 +1243,6 @@
         </w:numPr>
       </w:pPr>
       <w:r>
-        <w:lastRenderedPageBreak/>
         <w:t>Account and Order History Area</w:t>
       </w:r>
     </w:p>
@@ -2241,6 +3212,155 @@
     </w:lvl>
   </w:abstractNum>
   <w:abstractNum w:abstractNumId="4" w15:restartNumberingAfterBreak="0">
+    <w:nsid w:val="080F6561"/>
+    <w:multiLevelType w:val="multilevel"/>
+    <w:tmpl w:val="18306182"/>
+    <w:lvl w:ilvl="0">
+      <w:start w:val="1"/>
+      <w:numFmt w:val="bullet"/>
+      <w:lvlText w:val=""/>
+      <w:lvlJc w:val="left"/>
+      <w:pPr>
+        <w:tabs>
+          <w:tab w:val="num" w:pos="720"/>
+        </w:tabs>
+        <w:ind w:left="720" w:hanging="360"/>
+      </w:pPr>
+      <w:rPr>
+        <w:rFonts w:ascii="Symbol" w:hAnsi="Symbol" w:hint="default"/>
+        <w:sz w:val="20"/>
+      </w:rPr>
+    </w:lvl>
+    <w:lvl w:ilvl="1" w:tentative="1">
+      <w:start w:val="1"/>
+      <w:numFmt w:val="bullet"/>
+      <w:lvlText w:val=""/>
+      <w:lvlJc w:val="left"/>
+      <w:pPr>
+        <w:tabs>
+          <w:tab w:val="num" w:pos="1440"/>
+        </w:tabs>
+        <w:ind w:left="1440" w:hanging="360"/>
+      </w:pPr>
+      <w:rPr>
+        <w:rFonts w:ascii="Symbol" w:hAnsi="Symbol" w:hint="default"/>
+        <w:sz w:val="20"/>
+      </w:rPr>
+    </w:lvl>
+    <w:lvl w:ilvl="2" w:tentative="1">
+      <w:start w:val="1"/>
+      <w:numFmt w:val="bullet"/>
+      <w:lvlText w:val=""/>
+      <w:lvlJc w:val="left"/>
+      <w:pPr>
+        <w:tabs>
+          <w:tab w:val="num" w:pos="2160"/>
+        </w:tabs>
+        <w:ind w:left="2160" w:hanging="360"/>
+      </w:pPr>
+      <w:rPr>
+        <w:rFonts w:ascii="Symbol" w:hAnsi="Symbol" w:hint="default"/>
+        <w:sz w:val="20"/>
+      </w:rPr>
+    </w:lvl>
+    <w:lvl w:ilvl="3" w:tentative="1">
+      <w:start w:val="1"/>
+      <w:numFmt w:val="bullet"/>
+      <w:lvlText w:val=""/>
+      <w:lvlJc w:val="left"/>
+      <w:pPr>
+        <w:tabs>
+          <w:tab w:val="num" w:pos="2880"/>
+        </w:tabs>
+        <w:ind w:left="2880" w:hanging="360"/>
+      </w:pPr>
+      <w:rPr>
+        <w:rFonts w:ascii="Symbol" w:hAnsi="Symbol" w:hint="default"/>
+        <w:sz w:val="20"/>
+      </w:rPr>
+    </w:lvl>
+    <w:lvl w:ilvl="4" w:tentative="1">
+      <w:start w:val="1"/>
+      <w:numFmt w:val="bullet"/>
+      <w:lvlText w:val=""/>
+      <w:lvlJc w:val="left"/>
+      <w:pPr>
+        <w:tabs>
+          <w:tab w:val="num" w:pos="3600"/>
+        </w:tabs>
+        <w:ind w:left="3600" w:hanging="360"/>
+      </w:pPr>
+      <w:rPr>
+        <w:rFonts w:ascii="Symbol" w:hAnsi="Symbol" w:hint="default"/>
+        <w:sz w:val="20"/>
+      </w:rPr>
+    </w:lvl>
+    <w:lvl w:ilvl="5" w:tentative="1">
+      <w:start w:val="1"/>
+      <w:numFmt w:val="bullet"/>
+      <w:lvlText w:val=""/>
+      <w:lvlJc w:val="left"/>
+      <w:pPr>
+        <w:tabs>
+          <w:tab w:val="num" w:pos="4320"/>
+        </w:tabs>
+        <w:ind w:left="4320" w:hanging="360"/>
+      </w:pPr>
+      <w:rPr>
+        <w:rFonts w:ascii="Symbol" w:hAnsi="Symbol" w:hint="default"/>
+        <w:sz w:val="20"/>
+      </w:rPr>
+    </w:lvl>
+    <w:lvl w:ilvl="6" w:tentative="1">
+      <w:start w:val="1"/>
+      <w:numFmt w:val="bullet"/>
+      <w:lvlText w:val=""/>
+      <w:lvlJc w:val="left"/>
+      <w:pPr>
+        <w:tabs>
+          <w:tab w:val="num" w:pos="5040"/>
+        </w:tabs>
+        <w:ind w:left="5040" w:hanging="360"/>
+      </w:pPr>
+      <w:rPr>
+        <w:rFonts w:ascii="Symbol" w:hAnsi="Symbol" w:hint="default"/>
+        <w:sz w:val="20"/>
+      </w:rPr>
+    </w:lvl>
+    <w:lvl w:ilvl="7" w:tentative="1">
+      <w:start w:val="1"/>
+      <w:numFmt w:val="bullet"/>
+      <w:lvlText w:val=""/>
+      <w:lvlJc w:val="left"/>
+      <w:pPr>
+        <w:tabs>
+          <w:tab w:val="num" w:pos="5760"/>
+        </w:tabs>
+        <w:ind w:left="5760" w:hanging="360"/>
+      </w:pPr>
+      <w:rPr>
+        <w:rFonts w:ascii="Symbol" w:hAnsi="Symbol" w:hint="default"/>
+        <w:sz w:val="20"/>
+      </w:rPr>
+    </w:lvl>
+    <w:lvl w:ilvl="8" w:tentative="1">
+      <w:start w:val="1"/>
+      <w:numFmt w:val="bullet"/>
+      <w:lvlText w:val=""/>
+      <w:lvlJc w:val="left"/>
+      <w:pPr>
+        <w:tabs>
+          <w:tab w:val="num" w:pos="6480"/>
+        </w:tabs>
+        <w:ind w:left="6480" w:hanging="360"/>
+      </w:pPr>
+      <w:rPr>
+        <w:rFonts w:ascii="Symbol" w:hAnsi="Symbol" w:hint="default"/>
+        <w:sz w:val="20"/>
+      </w:rPr>
+    </w:lvl>
+  </w:abstractNum>
+  <w:abstractNum w:abstractNumId="5" w15:restartNumberingAfterBreak="0">
     <w:nsid w:val="099F4A71"/>
     <w:multiLevelType w:val="multilevel"/>
     <w:tmpl w:val="251631CE"/>
@@ -2389,7 +3509,7 @@
       </w:rPr>
     </w:lvl>
   </w:abstractNum>
-  <w:abstractNum w:abstractNumId="5" w15:restartNumberingAfterBreak="0">
+  <w:abstractNum w:abstractNumId="6" w15:restartNumberingAfterBreak="0">
     <w:nsid w:val="0A840B4E"/>
     <w:multiLevelType w:val="multilevel"/>
     <w:tmpl w:val="B6F42326"/>
@@ -2538,7 +3658,7 @@
       </w:rPr>
     </w:lvl>
   </w:abstractNum>
-  <w:abstractNum w:abstractNumId="6" w15:restartNumberingAfterBreak="0">
+  <w:abstractNum w:abstractNumId="7" w15:restartNumberingAfterBreak="0">
     <w:nsid w:val="0AB147E9"/>
     <w:multiLevelType w:val="multilevel"/>
     <w:tmpl w:val="EF205196"/>
@@ -2687,7 +3807,7 @@
       </w:rPr>
     </w:lvl>
   </w:abstractNum>
-  <w:abstractNum w:abstractNumId="7" w15:restartNumberingAfterBreak="0">
+  <w:abstractNum w:abstractNumId="8" w15:restartNumberingAfterBreak="0">
     <w:nsid w:val="0B877ABC"/>
     <w:multiLevelType w:val="multilevel"/>
     <w:tmpl w:val="916E9224"/>
@@ -2836,7 +3956,7 @@
       </w:rPr>
     </w:lvl>
   </w:abstractNum>
-  <w:abstractNum w:abstractNumId="8" w15:restartNumberingAfterBreak="0">
+  <w:abstractNum w:abstractNumId="9" w15:restartNumberingAfterBreak="0">
     <w:nsid w:val="0E0A3B4C"/>
     <w:multiLevelType w:val="multilevel"/>
     <w:tmpl w:val="429259E4"/>
@@ -2949,7 +4069,7 @@
       </w:pPr>
     </w:lvl>
   </w:abstractNum>
-  <w:abstractNum w:abstractNumId="9" w15:restartNumberingAfterBreak="0">
+  <w:abstractNum w:abstractNumId="10" w15:restartNumberingAfterBreak="0">
     <w:nsid w:val="105E1ECC"/>
     <w:multiLevelType w:val="multilevel"/>
     <w:tmpl w:val="4CE44056"/>
@@ -3098,7 +4218,7 @@
       </w:rPr>
     </w:lvl>
   </w:abstractNum>
-  <w:abstractNum w:abstractNumId="10" w15:restartNumberingAfterBreak="0">
+  <w:abstractNum w:abstractNumId="11" w15:restartNumberingAfterBreak="0">
     <w:nsid w:val="11E82815"/>
     <w:multiLevelType w:val="multilevel"/>
     <w:tmpl w:val="ECC4C15E"/>
@@ -3247,7 +4367,7 @@
       </w:rPr>
     </w:lvl>
   </w:abstractNum>
-  <w:abstractNum w:abstractNumId="11" w15:restartNumberingAfterBreak="0">
+  <w:abstractNum w:abstractNumId="12" w15:restartNumberingAfterBreak="0">
     <w:nsid w:val="14F23EB0"/>
     <w:multiLevelType w:val="multilevel"/>
     <w:tmpl w:val="65E8CFE6"/>
@@ -3360,7 +4480,7 @@
       </w:pPr>
     </w:lvl>
   </w:abstractNum>
-  <w:abstractNum w:abstractNumId="12" w15:restartNumberingAfterBreak="0">
+  <w:abstractNum w:abstractNumId="13" w15:restartNumberingAfterBreak="0">
     <w:nsid w:val="1A2F23D0"/>
     <w:multiLevelType w:val="multilevel"/>
     <w:tmpl w:val="29B8CBC8"/>
@@ -3509,7 +4629,7 @@
       </w:rPr>
     </w:lvl>
   </w:abstractNum>
-  <w:abstractNum w:abstractNumId="13" w15:restartNumberingAfterBreak="0">
+  <w:abstractNum w:abstractNumId="14" w15:restartNumberingAfterBreak="0">
     <w:nsid w:val="1AA86499"/>
     <w:multiLevelType w:val="multilevel"/>
     <w:tmpl w:val="FD44B760"/>
@@ -3622,7 +4742,7 @@
       </w:pPr>
     </w:lvl>
   </w:abstractNum>
-  <w:abstractNum w:abstractNumId="14" w15:restartNumberingAfterBreak="0">
+  <w:abstractNum w:abstractNumId="15" w15:restartNumberingAfterBreak="0">
     <w:nsid w:val="1BB92C58"/>
     <w:multiLevelType w:val="multilevel"/>
     <w:tmpl w:val="DD827016"/>
@@ -3771,7 +4891,7 @@
       </w:rPr>
     </w:lvl>
   </w:abstractNum>
-  <w:abstractNum w:abstractNumId="15" w15:restartNumberingAfterBreak="0">
+  <w:abstractNum w:abstractNumId="16" w15:restartNumberingAfterBreak="0">
     <w:nsid w:val="1C0E69E7"/>
     <w:multiLevelType w:val="multilevel"/>
     <w:tmpl w:val="087CDB9E"/>
@@ -3920,7 +5040,7 @@
       </w:rPr>
     </w:lvl>
   </w:abstractNum>
-  <w:abstractNum w:abstractNumId="16" w15:restartNumberingAfterBreak="0">
+  <w:abstractNum w:abstractNumId="17" w15:restartNumberingAfterBreak="0">
     <w:nsid w:val="1DDA71B4"/>
     <w:multiLevelType w:val="multilevel"/>
     <w:tmpl w:val="8DBE5EF6"/>
@@ -4069,7 +5189,7 @@
       </w:rPr>
     </w:lvl>
   </w:abstractNum>
-  <w:abstractNum w:abstractNumId="17" w15:restartNumberingAfterBreak="0">
+  <w:abstractNum w:abstractNumId="18" w15:restartNumberingAfterBreak="0">
     <w:nsid w:val="2122431D"/>
     <w:multiLevelType w:val="multilevel"/>
     <w:tmpl w:val="CD70E75E"/>
@@ -4182,7 +5302,7 @@
       </w:pPr>
     </w:lvl>
   </w:abstractNum>
-  <w:abstractNum w:abstractNumId="18" w15:restartNumberingAfterBreak="0">
+  <w:abstractNum w:abstractNumId="19" w15:restartNumberingAfterBreak="0">
     <w:nsid w:val="21C12211"/>
     <w:multiLevelType w:val="multilevel"/>
     <w:tmpl w:val="61F4615C"/>
@@ -4331,7 +5451,7 @@
       </w:rPr>
     </w:lvl>
   </w:abstractNum>
-  <w:abstractNum w:abstractNumId="19" w15:restartNumberingAfterBreak="0">
+  <w:abstractNum w:abstractNumId="20" w15:restartNumberingAfterBreak="0">
     <w:nsid w:val="23146DB1"/>
     <w:multiLevelType w:val="multilevel"/>
     <w:tmpl w:val="DE48FB3C"/>
@@ -4480,7 +5600,7 @@
       </w:rPr>
     </w:lvl>
   </w:abstractNum>
-  <w:abstractNum w:abstractNumId="20" w15:restartNumberingAfterBreak="0">
+  <w:abstractNum w:abstractNumId="21" w15:restartNumberingAfterBreak="0">
     <w:nsid w:val="23AD4CC0"/>
     <w:multiLevelType w:val="multilevel"/>
     <w:tmpl w:val="2C309E40"/>
@@ -4629,7 +5749,7 @@
       </w:rPr>
     </w:lvl>
   </w:abstractNum>
-  <w:abstractNum w:abstractNumId="21" w15:restartNumberingAfterBreak="0">
+  <w:abstractNum w:abstractNumId="22" w15:restartNumberingAfterBreak="0">
     <w:nsid w:val="2629330B"/>
     <w:multiLevelType w:val="multilevel"/>
     <w:tmpl w:val="E9C82F42"/>
@@ -4778,7 +5898,7 @@
       </w:rPr>
     </w:lvl>
   </w:abstractNum>
-  <w:abstractNum w:abstractNumId="22" w15:restartNumberingAfterBreak="0">
+  <w:abstractNum w:abstractNumId="23" w15:restartNumberingAfterBreak="0">
     <w:nsid w:val="263C74C9"/>
     <w:multiLevelType w:val="multilevel"/>
     <w:tmpl w:val="3F9CCAA2"/>
@@ -4895,7 +6015,156 @@
       </w:pPr>
     </w:lvl>
   </w:abstractNum>
-  <w:abstractNum w:abstractNumId="23" w15:restartNumberingAfterBreak="0">
+  <w:abstractNum w:abstractNumId="24" w15:restartNumberingAfterBreak="0">
+    <w:nsid w:val="2C864965"/>
+    <w:multiLevelType w:val="multilevel"/>
+    <w:tmpl w:val="C818EC42"/>
+    <w:lvl w:ilvl="0">
+      <w:start w:val="1"/>
+      <w:numFmt w:val="bullet"/>
+      <w:lvlText w:val=""/>
+      <w:lvlJc w:val="left"/>
+      <w:pPr>
+        <w:tabs>
+          <w:tab w:val="num" w:pos="720"/>
+        </w:tabs>
+        <w:ind w:left="720" w:hanging="360"/>
+      </w:pPr>
+      <w:rPr>
+        <w:rFonts w:ascii="Symbol" w:hAnsi="Symbol" w:hint="default"/>
+        <w:sz w:val="20"/>
+      </w:rPr>
+    </w:lvl>
+    <w:lvl w:ilvl="1" w:tentative="1">
+      <w:start w:val="1"/>
+      <w:numFmt w:val="bullet"/>
+      <w:lvlText w:val=""/>
+      <w:lvlJc w:val="left"/>
+      <w:pPr>
+        <w:tabs>
+          <w:tab w:val="num" w:pos="1440"/>
+        </w:tabs>
+        <w:ind w:left="1440" w:hanging="360"/>
+      </w:pPr>
+      <w:rPr>
+        <w:rFonts w:ascii="Symbol" w:hAnsi="Symbol" w:hint="default"/>
+        <w:sz w:val="20"/>
+      </w:rPr>
+    </w:lvl>
+    <w:lvl w:ilvl="2" w:tentative="1">
+      <w:start w:val="1"/>
+      <w:numFmt w:val="bullet"/>
+      <w:lvlText w:val=""/>
+      <w:lvlJc w:val="left"/>
+      <w:pPr>
+        <w:tabs>
+          <w:tab w:val="num" w:pos="2160"/>
+        </w:tabs>
+        <w:ind w:left="2160" w:hanging="360"/>
+      </w:pPr>
+      <w:rPr>
+        <w:rFonts w:ascii="Symbol" w:hAnsi="Symbol" w:hint="default"/>
+        <w:sz w:val="20"/>
+      </w:rPr>
+    </w:lvl>
+    <w:lvl w:ilvl="3" w:tentative="1">
+      <w:start w:val="1"/>
+      <w:numFmt w:val="bullet"/>
+      <w:lvlText w:val=""/>
+      <w:lvlJc w:val="left"/>
+      <w:pPr>
+        <w:tabs>
+          <w:tab w:val="num" w:pos="2880"/>
+        </w:tabs>
+        <w:ind w:left="2880" w:hanging="360"/>
+      </w:pPr>
+      <w:rPr>
+        <w:rFonts w:ascii="Symbol" w:hAnsi="Symbol" w:hint="default"/>
+        <w:sz w:val="20"/>
+      </w:rPr>
+    </w:lvl>
+    <w:lvl w:ilvl="4" w:tentative="1">
+      <w:start w:val="1"/>
+      <w:numFmt w:val="bullet"/>
+      <w:lvlText w:val=""/>
+      <w:lvlJc w:val="left"/>
+      <w:pPr>
+        <w:tabs>
+          <w:tab w:val="num" w:pos="3600"/>
+        </w:tabs>
+        <w:ind w:left="3600" w:hanging="360"/>
+      </w:pPr>
+      <w:rPr>
+        <w:rFonts w:ascii="Symbol" w:hAnsi="Symbol" w:hint="default"/>
+        <w:sz w:val="20"/>
+      </w:rPr>
+    </w:lvl>
+    <w:lvl w:ilvl="5" w:tentative="1">
+      <w:start w:val="1"/>
+      <w:numFmt w:val="bullet"/>
+      <w:lvlText w:val=""/>
+      <w:lvlJc w:val="left"/>
+      <w:pPr>
+        <w:tabs>
+          <w:tab w:val="num" w:pos="4320"/>
+        </w:tabs>
+        <w:ind w:left="4320" w:hanging="360"/>
+      </w:pPr>
+      <w:rPr>
+        <w:rFonts w:ascii="Symbol" w:hAnsi="Symbol" w:hint="default"/>
+        <w:sz w:val="20"/>
+      </w:rPr>
+    </w:lvl>
+    <w:lvl w:ilvl="6" w:tentative="1">
+      <w:start w:val="1"/>
+      <w:numFmt w:val="bullet"/>
+      <w:lvlText w:val=""/>
+      <w:lvlJc w:val="left"/>
+      <w:pPr>
+        <w:tabs>
+          <w:tab w:val="num" w:pos="5040"/>
+        </w:tabs>
+        <w:ind w:left="5040" w:hanging="360"/>
+      </w:pPr>
+      <w:rPr>
+        <w:rFonts w:ascii="Symbol" w:hAnsi="Symbol" w:hint="default"/>
+        <w:sz w:val="20"/>
+      </w:rPr>
+    </w:lvl>
+    <w:lvl w:ilvl="7" w:tentative="1">
+      <w:start w:val="1"/>
+      <w:numFmt w:val="bullet"/>
+      <w:lvlText w:val=""/>
+      <w:lvlJc w:val="left"/>
+      <w:pPr>
+        <w:tabs>
+          <w:tab w:val="num" w:pos="5760"/>
+        </w:tabs>
+        <w:ind w:left="5760" w:hanging="360"/>
+      </w:pPr>
+      <w:rPr>
+        <w:rFonts w:ascii="Symbol" w:hAnsi="Symbol" w:hint="default"/>
+        <w:sz w:val="20"/>
+      </w:rPr>
+    </w:lvl>
+    <w:lvl w:ilvl="8" w:tentative="1">
+      <w:start w:val="1"/>
+      <w:numFmt w:val="bullet"/>
+      <w:lvlText w:val=""/>
+      <w:lvlJc w:val="left"/>
+      <w:pPr>
+        <w:tabs>
+          <w:tab w:val="num" w:pos="6480"/>
+        </w:tabs>
+        <w:ind w:left="6480" w:hanging="360"/>
+      </w:pPr>
+      <w:rPr>
+        <w:rFonts w:ascii="Symbol" w:hAnsi="Symbol" w:hint="default"/>
+        <w:sz w:val="20"/>
+      </w:rPr>
+    </w:lvl>
+  </w:abstractNum>
+  <w:abstractNum w:abstractNumId="25" w15:restartNumberingAfterBreak="0">
     <w:nsid w:val="2E505D65"/>
     <w:multiLevelType w:val="multilevel"/>
     <w:tmpl w:val="6A34D42E"/>
@@ -5044,7 +6313,7 @@
       </w:rPr>
     </w:lvl>
   </w:abstractNum>
-  <w:abstractNum w:abstractNumId="24" w15:restartNumberingAfterBreak="0">
+  <w:abstractNum w:abstractNumId="26" w15:restartNumberingAfterBreak="0">
     <w:nsid w:val="2FAB7EBB"/>
     <w:multiLevelType w:val="multilevel"/>
     <w:tmpl w:val="2E4C90C4"/>
@@ -5157,7 +6426,7 @@
       </w:pPr>
     </w:lvl>
   </w:abstractNum>
-  <w:abstractNum w:abstractNumId="25" w15:restartNumberingAfterBreak="0">
+  <w:abstractNum w:abstractNumId="27" w15:restartNumberingAfterBreak="0">
     <w:nsid w:val="30DC156A"/>
     <w:multiLevelType w:val="multilevel"/>
     <w:tmpl w:val="73723FEA"/>
@@ -5306,7 +6575,7 @@
       </w:rPr>
     </w:lvl>
   </w:abstractNum>
-  <w:abstractNum w:abstractNumId="26" w15:restartNumberingAfterBreak="0">
+  <w:abstractNum w:abstractNumId="28" w15:restartNumberingAfterBreak="0">
     <w:nsid w:val="3129338A"/>
     <w:multiLevelType w:val="multilevel"/>
     <w:tmpl w:val="C4127118"/>
@@ -5455,7 +6724,7 @@
       </w:rPr>
     </w:lvl>
   </w:abstractNum>
-  <w:abstractNum w:abstractNumId="27" w15:restartNumberingAfterBreak="0">
+  <w:abstractNum w:abstractNumId="29" w15:restartNumberingAfterBreak="0">
     <w:nsid w:val="314D0F32"/>
     <w:multiLevelType w:val="multilevel"/>
     <w:tmpl w:val="2FE01248"/>
@@ -5568,7 +6837,124 @@
       </w:pPr>
     </w:lvl>
   </w:abstractNum>
-  <w:abstractNum w:abstractNumId="28" w15:restartNumberingAfterBreak="0">
+  <w:abstractNum w:abstractNumId="30" w15:restartNumberingAfterBreak="0">
+    <w:nsid w:val="324C528C"/>
+    <w:multiLevelType w:val="multilevel"/>
+    <w:tmpl w:val="0DF26D22"/>
+    <w:lvl w:ilvl="0">
+      <w:start w:val="1"/>
+      <w:numFmt w:val="decimal"/>
+      <w:lvlText w:val="%1."/>
+      <w:lvlJc w:val="left"/>
+      <w:pPr>
+        <w:tabs>
+          <w:tab w:val="num" w:pos="720"/>
+        </w:tabs>
+        <w:ind w:left="720" w:hanging="360"/>
+      </w:pPr>
+    </w:lvl>
+    <w:lvl w:ilvl="1">
+      <w:start w:val="1"/>
+      <w:numFmt w:val="bullet"/>
+      <w:lvlText w:val=""/>
+      <w:lvlJc w:val="left"/>
+      <w:pPr>
+        <w:tabs>
+          <w:tab w:val="num" w:pos="1440"/>
+        </w:tabs>
+        <w:ind w:left="1440" w:hanging="360"/>
+      </w:pPr>
+      <w:rPr>
+        <w:rFonts w:ascii="Symbol" w:hAnsi="Symbol" w:hint="default"/>
+        <w:sz w:val="20"/>
+      </w:rPr>
+    </w:lvl>
+    <w:lvl w:ilvl="2" w:tentative="1">
+      <w:start w:val="1"/>
+      <w:numFmt w:val="decimal"/>
+      <w:lvlText w:val="%3."/>
+      <w:lvlJc w:val="left"/>
+      <w:pPr>
+        <w:tabs>
+          <w:tab w:val="num" w:pos="2160"/>
+        </w:tabs>
+        <w:ind w:left="2160" w:hanging="360"/>
+      </w:pPr>
+    </w:lvl>
+    <w:lvl w:ilvl="3" w:tentative="1">
+      <w:start w:val="1"/>
+      <w:numFmt w:val="decimal"/>
+      <w:lvlText w:val="%4."/>
+      <w:lvlJc w:val="left"/>
+      <w:pPr>
+        <w:tabs>
+          <w:tab w:val="num" w:pos="2880"/>
+        </w:tabs>
+        <w:ind w:left="2880" w:hanging="360"/>
+      </w:pPr>
+    </w:lvl>
+    <w:lvl w:ilvl="4" w:tentative="1">
+      <w:start w:val="1"/>
+      <w:numFmt w:val="decimal"/>
+      <w:lvlText w:val="%5."/>
+      <w:lvlJc w:val="left"/>
+      <w:pPr>
+        <w:tabs>
+          <w:tab w:val="num" w:pos="3600"/>
+        </w:tabs>
+        <w:ind w:left="3600" w:hanging="360"/>
+      </w:pPr>
+    </w:lvl>
+    <w:lvl w:ilvl="5" w:tentative="1">
+      <w:start w:val="1"/>
+      <w:numFmt w:val="decimal"/>
+      <w:lvlText w:val="%6."/>
+      <w:lvlJc w:val="left"/>
+      <w:pPr>
+        <w:tabs>
+          <w:tab w:val="num" w:pos="4320"/>
+        </w:tabs>
+        <w:ind w:left="4320" w:hanging="360"/>
+      </w:pPr>
+    </w:lvl>
+    <w:lvl w:ilvl="6" w:tentative="1">
+      <w:start w:val="1"/>
+      <w:numFmt w:val="decimal"/>
+      <w:lvlText w:val="%7."/>
+      <w:lvlJc w:val="left"/>
+      <w:pPr>
+        <w:tabs>
+          <w:tab w:val="num" w:pos="5040"/>
+        </w:tabs>
+        <w:ind w:left="5040" w:hanging="360"/>
+      </w:pPr>
+    </w:lvl>
+    <w:lvl w:ilvl="7" w:tentative="1">
+      <w:start w:val="1"/>
+      <w:numFmt w:val="decimal"/>
+      <w:lvlText w:val="%8."/>
+      <w:lvlJc w:val="left"/>
+      <w:pPr>
+        <w:tabs>
+          <w:tab w:val="num" w:pos="5760"/>
+        </w:tabs>
+        <w:ind w:left="5760" w:hanging="360"/>
+      </w:pPr>
+    </w:lvl>
+    <w:lvl w:ilvl="8" w:tentative="1">
+      <w:start w:val="1"/>
+      <w:numFmt w:val="decimal"/>
+      <w:lvlText w:val="%9."/>
+      <w:lvlJc w:val="left"/>
+      <w:pPr>
+        <w:tabs>
+          <w:tab w:val="num" w:pos="6480"/>
+        </w:tabs>
+        <w:ind w:left="6480" w:hanging="360"/>
+      </w:pPr>
+    </w:lvl>
+  </w:abstractNum>
+  <w:abstractNum w:abstractNumId="31" w15:restartNumberingAfterBreak="0">
     <w:nsid w:val="328A1D52"/>
     <w:multiLevelType w:val="multilevel"/>
     <w:tmpl w:val="0F36D282"/>
@@ -5717,7 +7103,7 @@
       </w:rPr>
     </w:lvl>
   </w:abstractNum>
-  <w:abstractNum w:abstractNumId="29" w15:restartNumberingAfterBreak="0">
+  <w:abstractNum w:abstractNumId="32" w15:restartNumberingAfterBreak="0">
     <w:nsid w:val="3312004B"/>
     <w:multiLevelType w:val="multilevel"/>
     <w:tmpl w:val="F946A86E"/>
@@ -5838,7 +7224,7 @@
       </w:pPr>
     </w:lvl>
   </w:abstractNum>
-  <w:abstractNum w:abstractNumId="30" w15:restartNumberingAfterBreak="0">
+  <w:abstractNum w:abstractNumId="33" w15:restartNumberingAfterBreak="0">
     <w:nsid w:val="37CB2E88"/>
     <w:multiLevelType w:val="multilevel"/>
     <w:tmpl w:val="8988BCA8"/>
@@ -5987,7 +7373,7 @@
       </w:rPr>
     </w:lvl>
   </w:abstractNum>
-  <w:abstractNum w:abstractNumId="31" w15:restartNumberingAfterBreak="0">
+  <w:abstractNum w:abstractNumId="34" w15:restartNumberingAfterBreak="0">
     <w:nsid w:val="37CF4DA6"/>
     <w:multiLevelType w:val="multilevel"/>
     <w:tmpl w:val="1A44222E"/>
@@ -6136,7 +7522,305 @@
       </w:rPr>
     </w:lvl>
   </w:abstractNum>
-  <w:abstractNum w:abstractNumId="32" w15:restartNumberingAfterBreak="0">
+  <w:abstractNum w:abstractNumId="35" w15:restartNumberingAfterBreak="0">
+    <w:nsid w:val="39C166F6"/>
+    <w:multiLevelType w:val="multilevel"/>
+    <w:tmpl w:val="916092D0"/>
+    <w:lvl w:ilvl="0">
+      <w:start w:val="1"/>
+      <w:numFmt w:val="bullet"/>
+      <w:lvlText w:val=""/>
+      <w:lvlJc w:val="left"/>
+      <w:pPr>
+        <w:tabs>
+          <w:tab w:val="num" w:pos="720"/>
+        </w:tabs>
+        <w:ind w:left="720" w:hanging="360"/>
+      </w:pPr>
+      <w:rPr>
+        <w:rFonts w:ascii="Symbol" w:hAnsi="Symbol" w:hint="default"/>
+        <w:sz w:val="20"/>
+      </w:rPr>
+    </w:lvl>
+    <w:lvl w:ilvl="1" w:tentative="1">
+      <w:start w:val="1"/>
+      <w:numFmt w:val="bullet"/>
+      <w:lvlText w:val=""/>
+      <w:lvlJc w:val="left"/>
+      <w:pPr>
+        <w:tabs>
+          <w:tab w:val="num" w:pos="1440"/>
+        </w:tabs>
+        <w:ind w:left="1440" w:hanging="360"/>
+      </w:pPr>
+      <w:rPr>
+        <w:rFonts w:ascii="Symbol" w:hAnsi="Symbol" w:hint="default"/>
+        <w:sz w:val="20"/>
+      </w:rPr>
+    </w:lvl>
+    <w:lvl w:ilvl="2" w:tentative="1">
+      <w:start w:val="1"/>
+      <w:numFmt w:val="bullet"/>
+      <w:lvlText w:val=""/>
+      <w:lvlJc w:val="left"/>
+      <w:pPr>
+        <w:tabs>
+          <w:tab w:val="num" w:pos="2160"/>
+        </w:tabs>
+        <w:ind w:left="2160" w:hanging="360"/>
+      </w:pPr>
+      <w:rPr>
+        <w:rFonts w:ascii="Symbol" w:hAnsi="Symbol" w:hint="default"/>
+        <w:sz w:val="20"/>
+      </w:rPr>
+    </w:lvl>
+    <w:lvl w:ilvl="3" w:tentative="1">
+      <w:start w:val="1"/>
+      <w:numFmt w:val="bullet"/>
+      <w:lvlText w:val=""/>
+      <w:lvlJc w:val="left"/>
+      <w:pPr>
+        <w:tabs>
+          <w:tab w:val="num" w:pos="2880"/>
+        </w:tabs>
+        <w:ind w:left="2880" w:hanging="360"/>
+      </w:pPr>
+      <w:rPr>
+        <w:rFonts w:ascii="Symbol" w:hAnsi="Symbol" w:hint="default"/>
+        <w:sz w:val="20"/>
+      </w:rPr>
+    </w:lvl>
+    <w:lvl w:ilvl="4" w:tentative="1">
+      <w:start w:val="1"/>
+      <w:numFmt w:val="bullet"/>
+      <w:lvlText w:val=""/>
+      <w:lvlJc w:val="left"/>
+      <w:pPr>
+        <w:tabs>
+          <w:tab w:val="num" w:pos="3600"/>
+        </w:tabs>
+        <w:ind w:left="3600" w:hanging="360"/>
+      </w:pPr>
+      <w:rPr>
+        <w:rFonts w:ascii="Symbol" w:hAnsi="Symbol" w:hint="default"/>
+        <w:sz w:val="20"/>
+      </w:rPr>
+    </w:lvl>
+    <w:lvl w:ilvl="5" w:tentative="1">
+      <w:start w:val="1"/>
+      <w:numFmt w:val="bullet"/>
+      <w:lvlText w:val=""/>
+      <w:lvlJc w:val="left"/>
+      <w:pPr>
+        <w:tabs>
+          <w:tab w:val="num" w:pos="4320"/>
+        </w:tabs>
+        <w:ind w:left="4320" w:hanging="360"/>
+      </w:pPr>
+      <w:rPr>
+        <w:rFonts w:ascii="Symbol" w:hAnsi="Symbol" w:hint="default"/>
+        <w:sz w:val="20"/>
+      </w:rPr>
+    </w:lvl>
+    <w:lvl w:ilvl="6" w:tentative="1">
+      <w:start w:val="1"/>
+      <w:numFmt w:val="bullet"/>
+      <w:lvlText w:val=""/>
+      <w:lvlJc w:val="left"/>
+      <w:pPr>
+        <w:tabs>
+          <w:tab w:val="num" w:pos="5040"/>
+        </w:tabs>
+        <w:ind w:left="5040" w:hanging="360"/>
+      </w:pPr>
+      <w:rPr>
+        <w:rFonts w:ascii="Symbol" w:hAnsi="Symbol" w:hint="default"/>
+        <w:sz w:val="20"/>
+      </w:rPr>
+    </w:lvl>
+    <w:lvl w:ilvl="7" w:tentative="1">
+      <w:start w:val="1"/>
+      <w:numFmt w:val="bullet"/>
+      <w:lvlText w:val=""/>
+      <w:lvlJc w:val="left"/>
+      <w:pPr>
+        <w:tabs>
+          <w:tab w:val="num" w:pos="5760"/>
+        </w:tabs>
+        <w:ind w:left="5760" w:hanging="360"/>
+      </w:pPr>
+      <w:rPr>
+        <w:rFonts w:ascii="Symbol" w:hAnsi="Symbol" w:hint="default"/>
+        <w:sz w:val="20"/>
+      </w:rPr>
+    </w:lvl>
+    <w:lvl w:ilvl="8" w:tentative="1">
+      <w:start w:val="1"/>
+      <w:numFmt w:val="bullet"/>
+      <w:lvlText w:val=""/>
+      <w:lvlJc w:val="left"/>
+      <w:pPr>
+        <w:tabs>
+          <w:tab w:val="num" w:pos="6480"/>
+        </w:tabs>
+        <w:ind w:left="6480" w:hanging="360"/>
+      </w:pPr>
+      <w:rPr>
+        <w:rFonts w:ascii="Symbol" w:hAnsi="Symbol" w:hint="default"/>
+        <w:sz w:val="20"/>
+      </w:rPr>
+    </w:lvl>
+  </w:abstractNum>
+  <w:abstractNum w:abstractNumId="36" w15:restartNumberingAfterBreak="0">
+    <w:nsid w:val="3CB353ED"/>
+    <w:multiLevelType w:val="multilevel"/>
+    <w:tmpl w:val="D1369CA6"/>
+    <w:lvl w:ilvl="0">
+      <w:start w:val="1"/>
+      <w:numFmt w:val="bullet"/>
+      <w:lvlText w:val=""/>
+      <w:lvlJc w:val="left"/>
+      <w:pPr>
+        <w:tabs>
+          <w:tab w:val="num" w:pos="720"/>
+        </w:tabs>
+        <w:ind w:left="720" w:hanging="360"/>
+      </w:pPr>
+      <w:rPr>
+        <w:rFonts w:ascii="Symbol" w:hAnsi="Symbol" w:hint="default"/>
+        <w:sz w:val="20"/>
+      </w:rPr>
+    </w:lvl>
+    <w:lvl w:ilvl="1" w:tentative="1">
+      <w:start w:val="1"/>
+      <w:numFmt w:val="bullet"/>
+      <w:lvlText w:val=""/>
+      <w:lvlJc w:val="left"/>
+      <w:pPr>
+        <w:tabs>
+          <w:tab w:val="num" w:pos="1440"/>
+        </w:tabs>
+        <w:ind w:left="1440" w:hanging="360"/>
+      </w:pPr>
+      <w:rPr>
+        <w:rFonts w:ascii="Symbol" w:hAnsi="Symbol" w:hint="default"/>
+        <w:sz w:val="20"/>
+      </w:rPr>
+    </w:lvl>
+    <w:lvl w:ilvl="2" w:tentative="1">
+      <w:start w:val="1"/>
+      <w:numFmt w:val="bullet"/>
+      <w:lvlText w:val=""/>
+      <w:lvlJc w:val="left"/>
+      <w:pPr>
+        <w:tabs>
+          <w:tab w:val="num" w:pos="2160"/>
+        </w:tabs>
+        <w:ind w:left="2160" w:hanging="360"/>
+      </w:pPr>
+      <w:rPr>
+        <w:rFonts w:ascii="Symbol" w:hAnsi="Symbol" w:hint="default"/>
+        <w:sz w:val="20"/>
+      </w:rPr>
+    </w:lvl>
+    <w:lvl w:ilvl="3" w:tentative="1">
+      <w:start w:val="1"/>
+      <w:numFmt w:val="bullet"/>
+      <w:lvlText w:val=""/>
+      <w:lvlJc w:val="left"/>
+      <w:pPr>
+        <w:tabs>
+          <w:tab w:val="num" w:pos="2880"/>
+        </w:tabs>
+        <w:ind w:left="2880" w:hanging="360"/>
+      </w:pPr>
+      <w:rPr>
+        <w:rFonts w:ascii="Symbol" w:hAnsi="Symbol" w:hint="default"/>
+        <w:sz w:val="20"/>
+      </w:rPr>
+    </w:lvl>
+    <w:lvl w:ilvl="4" w:tentative="1">
+      <w:start w:val="1"/>
+      <w:numFmt w:val="bullet"/>
+      <w:lvlText w:val=""/>
+      <w:lvlJc w:val="left"/>
+      <w:pPr>
+        <w:tabs>
+          <w:tab w:val="num" w:pos="3600"/>
+        </w:tabs>
+        <w:ind w:left="3600" w:hanging="360"/>
+      </w:pPr>
+      <w:rPr>
+        <w:rFonts w:ascii="Symbol" w:hAnsi="Symbol" w:hint="default"/>
+        <w:sz w:val="20"/>
+      </w:rPr>
+    </w:lvl>
+    <w:lvl w:ilvl="5" w:tentative="1">
+      <w:start w:val="1"/>
+      <w:numFmt w:val="bullet"/>
+      <w:lvlText w:val=""/>
+      <w:lvlJc w:val="left"/>
+      <w:pPr>
+        <w:tabs>
+          <w:tab w:val="num" w:pos="4320"/>
+        </w:tabs>
+        <w:ind w:left="4320" w:hanging="360"/>
+      </w:pPr>
+      <w:rPr>
+        <w:rFonts w:ascii="Symbol" w:hAnsi="Symbol" w:hint="default"/>
+        <w:sz w:val="20"/>
+      </w:rPr>
+    </w:lvl>
+    <w:lvl w:ilvl="6" w:tentative="1">
+      <w:start w:val="1"/>
+      <w:numFmt w:val="bullet"/>
+      <w:lvlText w:val=""/>
+      <w:lvlJc w:val="left"/>
+      <w:pPr>
+        <w:tabs>
+          <w:tab w:val="num" w:pos="5040"/>
+        </w:tabs>
+        <w:ind w:left="5040" w:hanging="360"/>
+      </w:pPr>
+      <w:rPr>
+        <w:rFonts w:ascii="Symbol" w:hAnsi="Symbol" w:hint="default"/>
+        <w:sz w:val="20"/>
+      </w:rPr>
+    </w:lvl>
+    <w:lvl w:ilvl="7" w:tentative="1">
+      <w:start w:val="1"/>
+      <w:numFmt w:val="bullet"/>
+      <w:lvlText w:val=""/>
+      <w:lvlJc w:val="left"/>
+      <w:pPr>
+        <w:tabs>
+          <w:tab w:val="num" w:pos="5760"/>
+        </w:tabs>
+        <w:ind w:left="5760" w:hanging="360"/>
+      </w:pPr>
+      <w:rPr>
+        <w:rFonts w:ascii="Symbol" w:hAnsi="Symbol" w:hint="default"/>
+        <w:sz w:val="20"/>
+      </w:rPr>
+    </w:lvl>
+    <w:lvl w:ilvl="8" w:tentative="1">
+      <w:start w:val="1"/>
+      <w:numFmt w:val="bullet"/>
+      <w:lvlText w:val=""/>
+      <w:lvlJc w:val="left"/>
+      <w:pPr>
+        <w:tabs>
+          <w:tab w:val="num" w:pos="6480"/>
+        </w:tabs>
+        <w:ind w:left="6480" w:hanging="360"/>
+      </w:pPr>
+      <w:rPr>
+        <w:rFonts w:ascii="Symbol" w:hAnsi="Symbol" w:hint="default"/>
+        <w:sz w:val="20"/>
+      </w:rPr>
+    </w:lvl>
+  </w:abstractNum>
+  <w:abstractNum w:abstractNumId="37" w15:restartNumberingAfterBreak="0">
     <w:nsid w:val="3E8F255E"/>
     <w:multiLevelType w:val="multilevel"/>
     <w:tmpl w:val="9172250C"/>
@@ -6285,7 +7969,7 @@
       </w:rPr>
     </w:lvl>
   </w:abstractNum>
-  <w:abstractNum w:abstractNumId="33" w15:restartNumberingAfterBreak="0">
+  <w:abstractNum w:abstractNumId="38" w15:restartNumberingAfterBreak="0">
     <w:nsid w:val="40F772EC"/>
     <w:multiLevelType w:val="multilevel"/>
     <w:tmpl w:val="2D8CBD20"/>
@@ -6434,7 +8118,7 @@
       </w:rPr>
     </w:lvl>
   </w:abstractNum>
-  <w:abstractNum w:abstractNumId="34" w15:restartNumberingAfterBreak="0">
+  <w:abstractNum w:abstractNumId="39" w15:restartNumberingAfterBreak="0">
     <w:nsid w:val="496F7A0A"/>
     <w:multiLevelType w:val="multilevel"/>
     <w:tmpl w:val="5734DD1A"/>
@@ -6583,7 +8267,7 @@
       </w:rPr>
     </w:lvl>
   </w:abstractNum>
-  <w:abstractNum w:abstractNumId="35" w15:restartNumberingAfterBreak="0">
+  <w:abstractNum w:abstractNumId="40" w15:restartNumberingAfterBreak="0">
     <w:nsid w:val="4B86285D"/>
     <w:multiLevelType w:val="multilevel"/>
     <w:tmpl w:val="4630090E"/>
@@ -6732,7 +8416,7 @@
       </w:rPr>
     </w:lvl>
   </w:abstractNum>
-  <w:abstractNum w:abstractNumId="36" w15:restartNumberingAfterBreak="0">
+  <w:abstractNum w:abstractNumId="41" w15:restartNumberingAfterBreak="0">
     <w:nsid w:val="4EDA3EA8"/>
     <w:multiLevelType w:val="multilevel"/>
     <w:tmpl w:val="E6223524"/>
@@ -6881,7 +8565,7 @@
       </w:rPr>
     </w:lvl>
   </w:abstractNum>
-  <w:abstractNum w:abstractNumId="37" w15:restartNumberingAfterBreak="0">
+  <w:abstractNum w:abstractNumId="42" w15:restartNumberingAfterBreak="0">
     <w:nsid w:val="4F9723DB"/>
     <w:multiLevelType w:val="multilevel"/>
     <w:tmpl w:val="80968D18"/>
@@ -7030,7 +8714,7 @@
       </w:rPr>
     </w:lvl>
   </w:abstractNum>
-  <w:abstractNum w:abstractNumId="38" w15:restartNumberingAfterBreak="0">
+  <w:abstractNum w:abstractNumId="43" w15:restartNumberingAfterBreak="0">
     <w:nsid w:val="532875B6"/>
     <w:multiLevelType w:val="multilevel"/>
     <w:tmpl w:val="54328428"/>
@@ -7179,7 +8863,7 @@
       </w:rPr>
     </w:lvl>
   </w:abstractNum>
-  <w:abstractNum w:abstractNumId="39" w15:restartNumberingAfterBreak="0">
+  <w:abstractNum w:abstractNumId="44" w15:restartNumberingAfterBreak="0">
     <w:nsid w:val="53801D10"/>
     <w:multiLevelType w:val="multilevel"/>
     <w:tmpl w:val="65249DDC"/>
@@ -7328,7 +9012,7 @@
       </w:rPr>
     </w:lvl>
   </w:abstractNum>
-  <w:abstractNum w:abstractNumId="40" w15:restartNumberingAfterBreak="0">
+  <w:abstractNum w:abstractNumId="45" w15:restartNumberingAfterBreak="0">
     <w:nsid w:val="551A0373"/>
     <w:multiLevelType w:val="multilevel"/>
     <w:tmpl w:val="EA80CA86"/>
@@ -7477,7 +9161,7 @@
       </w:rPr>
     </w:lvl>
   </w:abstractNum>
-  <w:abstractNum w:abstractNumId="41" w15:restartNumberingAfterBreak="0">
+  <w:abstractNum w:abstractNumId="46" w15:restartNumberingAfterBreak="0">
     <w:nsid w:val="583D5299"/>
     <w:multiLevelType w:val="multilevel"/>
     <w:tmpl w:val="19C29A1C"/>
@@ -7626,7 +9310,156 @@
       </w:rPr>
     </w:lvl>
   </w:abstractNum>
-  <w:abstractNum w:abstractNumId="42" w15:restartNumberingAfterBreak="0">
+  <w:abstractNum w:abstractNumId="47" w15:restartNumberingAfterBreak="0">
+    <w:nsid w:val="58D769C0"/>
+    <w:multiLevelType w:val="multilevel"/>
+    <w:tmpl w:val="6F4C3968"/>
+    <w:lvl w:ilvl="0">
+      <w:start w:val="1"/>
+      <w:numFmt w:val="bullet"/>
+      <w:lvlText w:val=""/>
+      <w:lvlJc w:val="left"/>
+      <w:pPr>
+        <w:tabs>
+          <w:tab w:val="num" w:pos="720"/>
+        </w:tabs>
+        <w:ind w:left="720" w:hanging="360"/>
+      </w:pPr>
+      <w:rPr>
+        <w:rFonts w:ascii="Symbol" w:hAnsi="Symbol" w:hint="default"/>
+        <w:sz w:val="20"/>
+      </w:rPr>
+    </w:lvl>
+    <w:lvl w:ilvl="1" w:tentative="1">
+      <w:start w:val="1"/>
+      <w:numFmt w:val="bullet"/>
+      <w:lvlText w:val=""/>
+      <w:lvlJc w:val="left"/>
+      <w:pPr>
+        <w:tabs>
+          <w:tab w:val="num" w:pos="1440"/>
+        </w:tabs>
+        <w:ind w:left="1440" w:hanging="360"/>
+      </w:pPr>
+      <w:rPr>
+        <w:rFonts w:ascii="Symbol" w:hAnsi="Symbol" w:hint="default"/>
+        <w:sz w:val="20"/>
+      </w:rPr>
+    </w:lvl>
+    <w:lvl w:ilvl="2" w:tentative="1">
+      <w:start w:val="1"/>
+      <w:numFmt w:val="bullet"/>
+      <w:lvlText w:val=""/>
+      <w:lvlJc w:val="left"/>
+      <w:pPr>
+        <w:tabs>
+          <w:tab w:val="num" w:pos="2160"/>
+        </w:tabs>
+        <w:ind w:left="2160" w:hanging="360"/>
+      </w:pPr>
+      <w:rPr>
+        <w:rFonts w:ascii="Symbol" w:hAnsi="Symbol" w:hint="default"/>
+        <w:sz w:val="20"/>
+      </w:rPr>
+    </w:lvl>
+    <w:lvl w:ilvl="3" w:tentative="1">
+      <w:start w:val="1"/>
+      <w:numFmt w:val="bullet"/>
+      <w:lvlText w:val=""/>
+      <w:lvlJc w:val="left"/>
+      <w:pPr>
+        <w:tabs>
+          <w:tab w:val="num" w:pos="2880"/>
+        </w:tabs>
+        <w:ind w:left="2880" w:hanging="360"/>
+      </w:pPr>
+      <w:rPr>
+        <w:rFonts w:ascii="Symbol" w:hAnsi="Symbol" w:hint="default"/>
+        <w:sz w:val="20"/>
+      </w:rPr>
+    </w:lvl>
+    <w:lvl w:ilvl="4" w:tentative="1">
+      <w:start w:val="1"/>
+      <w:numFmt w:val="bullet"/>
+      <w:lvlText w:val=""/>
+      <w:lvlJc w:val="left"/>
+      <w:pPr>
+        <w:tabs>
+          <w:tab w:val="num" w:pos="3600"/>
+        </w:tabs>
+        <w:ind w:left="3600" w:hanging="360"/>
+      </w:pPr>
+      <w:rPr>
+        <w:rFonts w:ascii="Symbol" w:hAnsi="Symbol" w:hint="default"/>
+        <w:sz w:val="20"/>
+      </w:rPr>
+    </w:lvl>
+    <w:lvl w:ilvl="5" w:tentative="1">
+      <w:start w:val="1"/>
+      <w:numFmt w:val="bullet"/>
+      <w:lvlText w:val=""/>
+      <w:lvlJc w:val="left"/>
+      <w:pPr>
+        <w:tabs>
+          <w:tab w:val="num" w:pos="4320"/>
+        </w:tabs>
+        <w:ind w:left="4320" w:hanging="360"/>
+      </w:pPr>
+      <w:rPr>
+        <w:rFonts w:ascii="Symbol" w:hAnsi="Symbol" w:hint="default"/>
+        <w:sz w:val="20"/>
+      </w:rPr>
+    </w:lvl>
+    <w:lvl w:ilvl="6" w:tentative="1">
+      <w:start w:val="1"/>
+      <w:numFmt w:val="bullet"/>
+      <w:lvlText w:val=""/>
+      <w:lvlJc w:val="left"/>
+      <w:pPr>
+        <w:tabs>
+          <w:tab w:val="num" w:pos="5040"/>
+        </w:tabs>
+        <w:ind w:left="5040" w:hanging="360"/>
+      </w:pPr>
+      <w:rPr>
+        <w:rFonts w:ascii="Symbol" w:hAnsi="Symbol" w:hint="default"/>
+        <w:sz w:val="20"/>
+      </w:rPr>
+    </w:lvl>
+    <w:lvl w:ilvl="7" w:tentative="1">
+      <w:start w:val="1"/>
+      <w:numFmt w:val="bullet"/>
+      <w:lvlText w:val=""/>
+      <w:lvlJc w:val="left"/>
+      <w:pPr>
+        <w:tabs>
+          <w:tab w:val="num" w:pos="5760"/>
+        </w:tabs>
+        <w:ind w:left="5760" w:hanging="360"/>
+      </w:pPr>
+      <w:rPr>
+        <w:rFonts w:ascii="Symbol" w:hAnsi="Symbol" w:hint="default"/>
+        <w:sz w:val="20"/>
+      </w:rPr>
+    </w:lvl>
+    <w:lvl w:ilvl="8" w:tentative="1">
+      <w:start w:val="1"/>
+      <w:numFmt w:val="bullet"/>
+      <w:lvlText w:val=""/>
+      <w:lvlJc w:val="left"/>
+      <w:pPr>
+        <w:tabs>
+          <w:tab w:val="num" w:pos="6480"/>
+        </w:tabs>
+        <w:ind w:left="6480" w:hanging="360"/>
+      </w:pPr>
+      <w:rPr>
+        <w:rFonts w:ascii="Symbol" w:hAnsi="Symbol" w:hint="default"/>
+        <w:sz w:val="20"/>
+      </w:rPr>
+    </w:lvl>
+  </w:abstractNum>
+  <w:abstractNum w:abstractNumId="48" w15:restartNumberingAfterBreak="0">
     <w:nsid w:val="5CA60E10"/>
     <w:multiLevelType w:val="multilevel"/>
     <w:tmpl w:val="3F24D14C"/>
@@ -7775,7 +9608,7 @@
       </w:rPr>
     </w:lvl>
   </w:abstractNum>
-  <w:abstractNum w:abstractNumId="43" w15:restartNumberingAfterBreak="0">
+  <w:abstractNum w:abstractNumId="49" w15:restartNumberingAfterBreak="0">
     <w:nsid w:val="5FC67B77"/>
     <w:multiLevelType w:val="multilevel"/>
     <w:tmpl w:val="BBE6E084"/>
@@ -7924,7 +9757,7 @@
       </w:rPr>
     </w:lvl>
   </w:abstractNum>
-  <w:abstractNum w:abstractNumId="44" w15:restartNumberingAfterBreak="0">
+  <w:abstractNum w:abstractNumId="50" w15:restartNumberingAfterBreak="0">
     <w:nsid w:val="60E02D6D"/>
     <w:multiLevelType w:val="multilevel"/>
     <w:tmpl w:val="CBA28000"/>
@@ -8073,7 +9906,7 @@
       </w:rPr>
     </w:lvl>
   </w:abstractNum>
-  <w:abstractNum w:abstractNumId="45" w15:restartNumberingAfterBreak="0">
+  <w:abstractNum w:abstractNumId="51" w15:restartNumberingAfterBreak="0">
     <w:nsid w:val="662D0BD6"/>
     <w:multiLevelType w:val="multilevel"/>
     <w:tmpl w:val="8E96B33C"/>
@@ -8186,7 +10019,7 @@
       </w:pPr>
     </w:lvl>
   </w:abstractNum>
-  <w:abstractNum w:abstractNumId="46" w15:restartNumberingAfterBreak="0">
+  <w:abstractNum w:abstractNumId="52" w15:restartNumberingAfterBreak="0">
     <w:nsid w:val="667E4734"/>
     <w:multiLevelType w:val="multilevel"/>
     <w:tmpl w:val="9C16786C"/>
@@ -8335,7 +10168,7 @@
       </w:rPr>
     </w:lvl>
   </w:abstractNum>
-  <w:abstractNum w:abstractNumId="47" w15:restartNumberingAfterBreak="0">
+  <w:abstractNum w:abstractNumId="53" w15:restartNumberingAfterBreak="0">
     <w:nsid w:val="67144794"/>
     <w:multiLevelType w:val="multilevel"/>
     <w:tmpl w:val="53EE6BE2"/>
@@ -8484,7 +10317,7 @@
       </w:rPr>
     </w:lvl>
   </w:abstractNum>
-  <w:abstractNum w:abstractNumId="48" w15:restartNumberingAfterBreak="0">
+  <w:abstractNum w:abstractNumId="54" w15:restartNumberingAfterBreak="0">
     <w:nsid w:val="679B75C1"/>
     <w:multiLevelType w:val="multilevel"/>
     <w:tmpl w:val="97180F90"/>
@@ -8597,7 +10430,7 @@
       </w:pPr>
     </w:lvl>
   </w:abstractNum>
-  <w:abstractNum w:abstractNumId="49" w15:restartNumberingAfterBreak="0">
+  <w:abstractNum w:abstractNumId="55" w15:restartNumberingAfterBreak="0">
     <w:nsid w:val="70A8323E"/>
     <w:multiLevelType w:val="multilevel"/>
     <w:tmpl w:val="5AB4026A"/>
@@ -8746,7 +10579,7 @@
       </w:rPr>
     </w:lvl>
   </w:abstractNum>
-  <w:abstractNum w:abstractNumId="50" w15:restartNumberingAfterBreak="0">
+  <w:abstractNum w:abstractNumId="56" w15:restartNumberingAfterBreak="0">
     <w:nsid w:val="735F4934"/>
     <w:multiLevelType w:val="multilevel"/>
     <w:tmpl w:val="470CE880"/>
@@ -8895,7 +10728,7 @@
       </w:rPr>
     </w:lvl>
   </w:abstractNum>
-  <w:abstractNum w:abstractNumId="51" w15:restartNumberingAfterBreak="0">
+  <w:abstractNum w:abstractNumId="57" w15:restartNumberingAfterBreak="0">
     <w:nsid w:val="751C0D90"/>
     <w:multiLevelType w:val="multilevel"/>
     <w:tmpl w:val="FDD47A6A"/>
@@ -9044,7 +10877,7 @@
       </w:rPr>
     </w:lvl>
   </w:abstractNum>
-  <w:abstractNum w:abstractNumId="52" w15:restartNumberingAfterBreak="0">
+  <w:abstractNum w:abstractNumId="58" w15:restartNumberingAfterBreak="0">
     <w:nsid w:val="75C022D5"/>
     <w:multiLevelType w:val="multilevel"/>
     <w:tmpl w:val="17BE3D02"/>
@@ -9193,7 +11026,305 @@
       </w:rPr>
     </w:lvl>
   </w:abstractNum>
-  <w:abstractNum w:abstractNumId="53" w15:restartNumberingAfterBreak="0">
+  <w:abstractNum w:abstractNumId="59" w15:restartNumberingAfterBreak="0">
+    <w:nsid w:val="769A54F4"/>
+    <w:multiLevelType w:val="multilevel"/>
+    <w:tmpl w:val="A1025C12"/>
+    <w:lvl w:ilvl="0">
+      <w:start w:val="1"/>
+      <w:numFmt w:val="bullet"/>
+      <w:lvlText w:val=""/>
+      <w:lvlJc w:val="left"/>
+      <w:pPr>
+        <w:tabs>
+          <w:tab w:val="num" w:pos="720"/>
+        </w:tabs>
+        <w:ind w:left="720" w:hanging="360"/>
+      </w:pPr>
+      <w:rPr>
+        <w:rFonts w:ascii="Symbol" w:hAnsi="Symbol" w:hint="default"/>
+        <w:sz w:val="20"/>
+      </w:rPr>
+    </w:lvl>
+    <w:lvl w:ilvl="1" w:tentative="1">
+      <w:start w:val="1"/>
+      <w:numFmt w:val="bullet"/>
+      <w:lvlText w:val=""/>
+      <w:lvlJc w:val="left"/>
+      <w:pPr>
+        <w:tabs>
+          <w:tab w:val="num" w:pos="1440"/>
+        </w:tabs>
+        <w:ind w:left="1440" w:hanging="360"/>
+      </w:pPr>
+      <w:rPr>
+        <w:rFonts w:ascii="Symbol" w:hAnsi="Symbol" w:hint="default"/>
+        <w:sz w:val="20"/>
+      </w:rPr>
+    </w:lvl>
+    <w:lvl w:ilvl="2" w:tentative="1">
+      <w:start w:val="1"/>
+      <w:numFmt w:val="bullet"/>
+      <w:lvlText w:val=""/>
+      <w:lvlJc w:val="left"/>
+      <w:pPr>
+        <w:tabs>
+          <w:tab w:val="num" w:pos="2160"/>
+        </w:tabs>
+        <w:ind w:left="2160" w:hanging="360"/>
+      </w:pPr>
+      <w:rPr>
+        <w:rFonts w:ascii="Symbol" w:hAnsi="Symbol" w:hint="default"/>
+        <w:sz w:val="20"/>
+      </w:rPr>
+    </w:lvl>
+    <w:lvl w:ilvl="3" w:tentative="1">
+      <w:start w:val="1"/>
+      <w:numFmt w:val="bullet"/>
+      <w:lvlText w:val=""/>
+      <w:lvlJc w:val="left"/>
+      <w:pPr>
+        <w:tabs>
+          <w:tab w:val="num" w:pos="2880"/>
+        </w:tabs>
+        <w:ind w:left="2880" w:hanging="360"/>
+      </w:pPr>
+      <w:rPr>
+        <w:rFonts w:ascii="Symbol" w:hAnsi="Symbol" w:hint="default"/>
+        <w:sz w:val="20"/>
+      </w:rPr>
+    </w:lvl>
+    <w:lvl w:ilvl="4" w:tentative="1">
+      <w:start w:val="1"/>
+      <w:numFmt w:val="bullet"/>
+      <w:lvlText w:val=""/>
+      <w:lvlJc w:val="left"/>
+      <w:pPr>
+        <w:tabs>
+          <w:tab w:val="num" w:pos="3600"/>
+        </w:tabs>
+        <w:ind w:left="3600" w:hanging="360"/>
+      </w:pPr>
+      <w:rPr>
+        <w:rFonts w:ascii="Symbol" w:hAnsi="Symbol" w:hint="default"/>
+        <w:sz w:val="20"/>
+      </w:rPr>
+    </w:lvl>
+    <w:lvl w:ilvl="5" w:tentative="1">
+      <w:start w:val="1"/>
+      <w:numFmt w:val="bullet"/>
+      <w:lvlText w:val=""/>
+      <w:lvlJc w:val="left"/>
+      <w:pPr>
+        <w:tabs>
+          <w:tab w:val="num" w:pos="4320"/>
+        </w:tabs>
+        <w:ind w:left="4320" w:hanging="360"/>
+      </w:pPr>
+      <w:rPr>
+        <w:rFonts w:ascii="Symbol" w:hAnsi="Symbol" w:hint="default"/>
+        <w:sz w:val="20"/>
+      </w:rPr>
+    </w:lvl>
+    <w:lvl w:ilvl="6" w:tentative="1">
+      <w:start w:val="1"/>
+      <w:numFmt w:val="bullet"/>
+      <w:lvlText w:val=""/>
+      <w:lvlJc w:val="left"/>
+      <w:pPr>
+        <w:tabs>
+          <w:tab w:val="num" w:pos="5040"/>
+        </w:tabs>
+        <w:ind w:left="5040" w:hanging="360"/>
+      </w:pPr>
+      <w:rPr>
+        <w:rFonts w:ascii="Symbol" w:hAnsi="Symbol" w:hint="default"/>
+        <w:sz w:val="20"/>
+      </w:rPr>
+    </w:lvl>
+    <w:lvl w:ilvl="7" w:tentative="1">
+      <w:start w:val="1"/>
+      <w:numFmt w:val="bullet"/>
+      <w:lvlText w:val=""/>
+      <w:lvlJc w:val="left"/>
+      <w:pPr>
+        <w:tabs>
+          <w:tab w:val="num" w:pos="5760"/>
+        </w:tabs>
+        <w:ind w:left="5760" w:hanging="360"/>
+      </w:pPr>
+      <w:rPr>
+        <w:rFonts w:ascii="Symbol" w:hAnsi="Symbol" w:hint="default"/>
+        <w:sz w:val="20"/>
+      </w:rPr>
+    </w:lvl>
+    <w:lvl w:ilvl="8" w:tentative="1">
+      <w:start w:val="1"/>
+      <w:numFmt w:val="bullet"/>
+      <w:lvlText w:val=""/>
+      <w:lvlJc w:val="left"/>
+      <w:pPr>
+        <w:tabs>
+          <w:tab w:val="num" w:pos="6480"/>
+        </w:tabs>
+        <w:ind w:left="6480" w:hanging="360"/>
+      </w:pPr>
+      <w:rPr>
+        <w:rFonts w:ascii="Symbol" w:hAnsi="Symbol" w:hint="default"/>
+        <w:sz w:val="20"/>
+      </w:rPr>
+    </w:lvl>
+  </w:abstractNum>
+  <w:abstractNum w:abstractNumId="60" w15:restartNumberingAfterBreak="0">
+    <w:nsid w:val="77850724"/>
+    <w:multiLevelType w:val="multilevel"/>
+    <w:tmpl w:val="588E98CE"/>
+    <w:lvl w:ilvl="0">
+      <w:start w:val="1"/>
+      <w:numFmt w:val="bullet"/>
+      <w:lvlText w:val=""/>
+      <w:lvlJc w:val="left"/>
+      <w:pPr>
+        <w:tabs>
+          <w:tab w:val="num" w:pos="720"/>
+        </w:tabs>
+        <w:ind w:left="720" w:hanging="360"/>
+      </w:pPr>
+      <w:rPr>
+        <w:rFonts w:ascii="Symbol" w:hAnsi="Symbol" w:hint="default"/>
+        <w:sz w:val="20"/>
+      </w:rPr>
+    </w:lvl>
+    <w:lvl w:ilvl="1" w:tentative="1">
+      <w:start w:val="1"/>
+      <w:numFmt w:val="bullet"/>
+      <w:lvlText w:val=""/>
+      <w:lvlJc w:val="left"/>
+      <w:pPr>
+        <w:tabs>
+          <w:tab w:val="num" w:pos="1440"/>
+        </w:tabs>
+        <w:ind w:left="1440" w:hanging="360"/>
+      </w:pPr>
+      <w:rPr>
+        <w:rFonts w:ascii="Symbol" w:hAnsi="Symbol" w:hint="default"/>
+        <w:sz w:val="20"/>
+      </w:rPr>
+    </w:lvl>
+    <w:lvl w:ilvl="2" w:tentative="1">
+      <w:start w:val="1"/>
+      <w:numFmt w:val="bullet"/>
+      <w:lvlText w:val=""/>
+      <w:lvlJc w:val="left"/>
+      <w:pPr>
+        <w:tabs>
+          <w:tab w:val="num" w:pos="2160"/>
+        </w:tabs>
+        <w:ind w:left="2160" w:hanging="360"/>
+      </w:pPr>
+      <w:rPr>
+        <w:rFonts w:ascii="Symbol" w:hAnsi="Symbol" w:hint="default"/>
+        <w:sz w:val="20"/>
+      </w:rPr>
+    </w:lvl>
+    <w:lvl w:ilvl="3" w:tentative="1">
+      <w:start w:val="1"/>
+      <w:numFmt w:val="bullet"/>
+      <w:lvlText w:val=""/>
+      <w:lvlJc w:val="left"/>
+      <w:pPr>
+        <w:tabs>
+          <w:tab w:val="num" w:pos="2880"/>
+        </w:tabs>
+        <w:ind w:left="2880" w:hanging="360"/>
+      </w:pPr>
+      <w:rPr>
+        <w:rFonts w:ascii="Symbol" w:hAnsi="Symbol" w:hint="default"/>
+        <w:sz w:val="20"/>
+      </w:rPr>
+    </w:lvl>
+    <w:lvl w:ilvl="4" w:tentative="1">
+      <w:start w:val="1"/>
+      <w:numFmt w:val="bullet"/>
+      <w:lvlText w:val=""/>
+      <w:lvlJc w:val="left"/>
+      <w:pPr>
+        <w:tabs>
+          <w:tab w:val="num" w:pos="3600"/>
+        </w:tabs>
+        <w:ind w:left="3600" w:hanging="360"/>
+      </w:pPr>
+      <w:rPr>
+        <w:rFonts w:ascii="Symbol" w:hAnsi="Symbol" w:hint="default"/>
+        <w:sz w:val="20"/>
+      </w:rPr>
+    </w:lvl>
+    <w:lvl w:ilvl="5" w:tentative="1">
+      <w:start w:val="1"/>
+      <w:numFmt w:val="bullet"/>
+      <w:lvlText w:val=""/>
+      <w:lvlJc w:val="left"/>
+      <w:pPr>
+        <w:tabs>
+          <w:tab w:val="num" w:pos="4320"/>
+        </w:tabs>
+        <w:ind w:left="4320" w:hanging="360"/>
+      </w:pPr>
+      <w:rPr>
+        <w:rFonts w:ascii="Symbol" w:hAnsi="Symbol" w:hint="default"/>
+        <w:sz w:val="20"/>
+      </w:rPr>
+    </w:lvl>
+    <w:lvl w:ilvl="6" w:tentative="1">
+      <w:start w:val="1"/>
+      <w:numFmt w:val="bullet"/>
+      <w:lvlText w:val=""/>
+      <w:lvlJc w:val="left"/>
+      <w:pPr>
+        <w:tabs>
+          <w:tab w:val="num" w:pos="5040"/>
+        </w:tabs>
+        <w:ind w:left="5040" w:hanging="360"/>
+      </w:pPr>
+      <w:rPr>
+        <w:rFonts w:ascii="Symbol" w:hAnsi="Symbol" w:hint="default"/>
+        <w:sz w:val="20"/>
+      </w:rPr>
+    </w:lvl>
+    <w:lvl w:ilvl="7" w:tentative="1">
+      <w:start w:val="1"/>
+      <w:numFmt w:val="bullet"/>
+      <w:lvlText w:val=""/>
+      <w:lvlJc w:val="left"/>
+      <w:pPr>
+        <w:tabs>
+          <w:tab w:val="num" w:pos="5760"/>
+        </w:tabs>
+        <w:ind w:left="5760" w:hanging="360"/>
+      </w:pPr>
+      <w:rPr>
+        <w:rFonts w:ascii="Symbol" w:hAnsi="Symbol" w:hint="default"/>
+        <w:sz w:val="20"/>
+      </w:rPr>
+    </w:lvl>
+    <w:lvl w:ilvl="8" w:tentative="1">
+      <w:start w:val="1"/>
+      <w:numFmt w:val="bullet"/>
+      <w:lvlText w:val=""/>
+      <w:lvlJc w:val="left"/>
+      <w:pPr>
+        <w:tabs>
+          <w:tab w:val="num" w:pos="6480"/>
+        </w:tabs>
+        <w:ind w:left="6480" w:hanging="360"/>
+      </w:pPr>
+      <w:rPr>
+        <w:rFonts w:ascii="Symbol" w:hAnsi="Symbol" w:hint="default"/>
+        <w:sz w:val="20"/>
+      </w:rPr>
+    </w:lvl>
+  </w:abstractNum>
+  <w:abstractNum w:abstractNumId="61" w15:restartNumberingAfterBreak="0">
     <w:nsid w:val="7B2C22C4"/>
     <w:multiLevelType w:val="multilevel"/>
     <w:tmpl w:val="C78A9E36"/>
@@ -9342,7 +11473,7 @@
       </w:rPr>
     </w:lvl>
   </w:abstractNum>
-  <w:abstractNum w:abstractNumId="54" w15:restartNumberingAfterBreak="0">
+  <w:abstractNum w:abstractNumId="62" w15:restartNumberingAfterBreak="0">
     <w:nsid w:val="7BCF16FE"/>
     <w:multiLevelType w:val="multilevel"/>
     <w:tmpl w:val="9310523E"/>
@@ -9491,7 +11622,7 @@
       </w:rPr>
     </w:lvl>
   </w:abstractNum>
-  <w:abstractNum w:abstractNumId="55" w15:restartNumberingAfterBreak="0">
+  <w:abstractNum w:abstractNumId="63" w15:restartNumberingAfterBreak="0">
     <w:nsid w:val="7D6F5CBC"/>
     <w:multiLevelType w:val="multilevel"/>
     <w:tmpl w:val="A78C3848"/>
@@ -9640,7 +11771,7 @@
       </w:rPr>
     </w:lvl>
   </w:abstractNum>
-  <w:abstractNum w:abstractNumId="56" w15:restartNumberingAfterBreak="0">
+  <w:abstractNum w:abstractNumId="64" w15:restartNumberingAfterBreak="0">
     <w:nsid w:val="7DCD7057"/>
     <w:multiLevelType w:val="multilevel"/>
     <w:tmpl w:val="0004FC6A"/>
@@ -9789,7 +11920,7 @@
       </w:rPr>
     </w:lvl>
   </w:abstractNum>
-  <w:abstractNum w:abstractNumId="57" w15:restartNumberingAfterBreak="0">
+  <w:abstractNum w:abstractNumId="65" w15:restartNumberingAfterBreak="0">
     <w:nsid w:val="7DEE7491"/>
     <w:multiLevelType w:val="multilevel"/>
     <w:tmpl w:val="5ECAFD6C"/>
@@ -9938,7 +12069,7 @@
       </w:rPr>
     </w:lvl>
   </w:abstractNum>
-  <w:abstractNum w:abstractNumId="58" w15:restartNumberingAfterBreak="0">
+  <w:abstractNum w:abstractNumId="66" w15:restartNumberingAfterBreak="0">
     <w:nsid w:val="7F2C060C"/>
     <w:multiLevelType w:val="multilevel"/>
     <w:tmpl w:val="5AE4487A"/>
@@ -10051,7 +12182,7 @@
       </w:pPr>
     </w:lvl>
   </w:abstractNum>
-  <w:abstractNum w:abstractNumId="59" w15:restartNumberingAfterBreak="0">
+  <w:abstractNum w:abstractNumId="67" w15:restartNumberingAfterBreak="0">
     <w:nsid w:val="7F617CCB"/>
     <w:multiLevelType w:val="multilevel"/>
     <w:tmpl w:val="85EC1D7A"/>
@@ -10201,184 +12332,208 @@
     </w:lvl>
   </w:abstractNum>
   <w:num w:numId="1" w16cid:durableId="711223337">
-    <w:abstractNumId w:val="13"/>
+    <w:abstractNumId w:val="14"/>
   </w:num>
   <w:num w:numId="2" w16cid:durableId="848834251">
-    <w:abstractNumId w:val="25"/>
+    <w:abstractNumId w:val="27"/>
   </w:num>
   <w:num w:numId="3" w16cid:durableId="1259873735">
-    <w:abstractNumId w:val="38"/>
+    <w:abstractNumId w:val="43"/>
   </w:num>
   <w:num w:numId="4" w16cid:durableId="1093623327">
-    <w:abstractNumId w:val="55"/>
+    <w:abstractNumId w:val="63"/>
   </w:num>
   <w:num w:numId="5" w16cid:durableId="1257906587">
-    <w:abstractNumId w:val="17"/>
+    <w:abstractNumId w:val="18"/>
   </w:num>
   <w:num w:numId="6" w16cid:durableId="753405222">
-    <w:abstractNumId w:val="47"/>
+    <w:abstractNumId w:val="53"/>
   </w:num>
   <w:num w:numId="7" w16cid:durableId="1060053444">
-    <w:abstractNumId w:val="9"/>
+    <w:abstractNumId w:val="10"/>
   </w:num>
   <w:num w:numId="8" w16cid:durableId="484661435">
     <w:abstractNumId w:val="3"/>
   </w:num>
   <w:num w:numId="9" w16cid:durableId="355350525">
-    <w:abstractNumId w:val="36"/>
+    <w:abstractNumId w:val="41"/>
   </w:num>
   <w:num w:numId="10" w16cid:durableId="445851249">
-    <w:abstractNumId w:val="26"/>
+    <w:abstractNumId w:val="28"/>
   </w:num>
   <w:num w:numId="11" w16cid:durableId="49616821">
-    <w:abstractNumId w:val="52"/>
+    <w:abstractNumId w:val="58"/>
   </w:num>
   <w:num w:numId="12" w16cid:durableId="1526140455">
-    <w:abstractNumId w:val="31"/>
+    <w:abstractNumId w:val="34"/>
   </w:num>
   <w:num w:numId="13" w16cid:durableId="837691873">
-    <w:abstractNumId w:val="11"/>
+    <w:abstractNumId w:val="12"/>
   </w:num>
   <w:num w:numId="14" w16cid:durableId="219826801">
-    <w:abstractNumId w:val="44"/>
+    <w:abstractNumId w:val="50"/>
   </w:num>
   <w:num w:numId="15" w16cid:durableId="747388593">
-    <w:abstractNumId w:val="6"/>
+    <w:abstractNumId w:val="7"/>
   </w:num>
   <w:num w:numId="16" w16cid:durableId="2037347187">
-    <w:abstractNumId w:val="33"/>
+    <w:abstractNumId w:val="38"/>
   </w:num>
   <w:num w:numId="17" w16cid:durableId="1798644067">
-    <w:abstractNumId w:val="43"/>
+    <w:abstractNumId w:val="49"/>
   </w:num>
   <w:num w:numId="18" w16cid:durableId="61415836">
     <w:abstractNumId w:val="2"/>
   </w:num>
   <w:num w:numId="19" w16cid:durableId="831720087">
-    <w:abstractNumId w:val="14"/>
+    <w:abstractNumId w:val="15"/>
   </w:num>
   <w:num w:numId="20" w16cid:durableId="1948849453">
-    <w:abstractNumId w:val="58"/>
+    <w:abstractNumId w:val="66"/>
   </w:num>
   <w:num w:numId="21" w16cid:durableId="1700740155">
-    <w:abstractNumId w:val="15"/>
+    <w:abstractNumId w:val="16"/>
   </w:num>
   <w:num w:numId="22" w16cid:durableId="1600286179">
-    <w:abstractNumId w:val="41"/>
+    <w:abstractNumId w:val="46"/>
   </w:num>
   <w:num w:numId="23" w16cid:durableId="1683703239">
-    <w:abstractNumId w:val="57"/>
+    <w:abstractNumId w:val="65"/>
   </w:num>
   <w:num w:numId="24" w16cid:durableId="1032263238">
-    <w:abstractNumId w:val="18"/>
+    <w:abstractNumId w:val="19"/>
   </w:num>
   <w:num w:numId="25" w16cid:durableId="1940403405">
-    <w:abstractNumId w:val="19"/>
+    <w:abstractNumId w:val="20"/>
   </w:num>
   <w:num w:numId="26" w16cid:durableId="1314795704">
-    <w:abstractNumId w:val="35"/>
+    <w:abstractNumId w:val="40"/>
   </w:num>
   <w:num w:numId="27" w16cid:durableId="1253465625">
-    <w:abstractNumId w:val="27"/>
+    <w:abstractNumId w:val="29"/>
   </w:num>
   <w:num w:numId="28" w16cid:durableId="1174879092">
-    <w:abstractNumId w:val="23"/>
+    <w:abstractNumId w:val="25"/>
   </w:num>
   <w:num w:numId="29" w16cid:durableId="2057972231">
-    <w:abstractNumId w:val="7"/>
+    <w:abstractNumId w:val="8"/>
   </w:num>
   <w:num w:numId="30" w16cid:durableId="855966787">
     <w:abstractNumId w:val="1"/>
   </w:num>
   <w:num w:numId="31" w16cid:durableId="1256086398">
-    <w:abstractNumId w:val="16"/>
+    <w:abstractNumId w:val="17"/>
   </w:num>
   <w:num w:numId="32" w16cid:durableId="1110314808">
-    <w:abstractNumId w:val="32"/>
+    <w:abstractNumId w:val="37"/>
   </w:num>
   <w:num w:numId="33" w16cid:durableId="103616849">
     <w:abstractNumId w:val="0"/>
   </w:num>
   <w:num w:numId="34" w16cid:durableId="1721974598">
+    <w:abstractNumId w:val="6"/>
+  </w:num>
+  <w:num w:numId="35" w16cid:durableId="742721367">
+    <w:abstractNumId w:val="26"/>
+  </w:num>
+  <w:num w:numId="36" w16cid:durableId="1916279529">
+    <w:abstractNumId w:val="39"/>
+  </w:num>
+  <w:num w:numId="37" w16cid:durableId="25955558">
     <w:abstractNumId w:val="5"/>
   </w:num>
-  <w:num w:numId="35" w16cid:durableId="742721367">
+  <w:num w:numId="38" w16cid:durableId="205457078">
+    <w:abstractNumId w:val="9"/>
+  </w:num>
+  <w:num w:numId="39" w16cid:durableId="1813867422">
+    <w:abstractNumId w:val="11"/>
+  </w:num>
+  <w:num w:numId="40" w16cid:durableId="978456966">
+    <w:abstractNumId w:val="44"/>
+  </w:num>
+  <w:num w:numId="41" w16cid:durableId="42943494">
+    <w:abstractNumId w:val="64"/>
+  </w:num>
+  <w:num w:numId="42" w16cid:durableId="1402604079">
+    <w:abstractNumId w:val="51"/>
+  </w:num>
+  <w:num w:numId="43" w16cid:durableId="476840196">
+    <w:abstractNumId w:val="52"/>
+  </w:num>
+  <w:num w:numId="44" w16cid:durableId="1418595425">
+    <w:abstractNumId w:val="21"/>
+  </w:num>
+  <w:num w:numId="45" w16cid:durableId="782458070">
+    <w:abstractNumId w:val="22"/>
+  </w:num>
+  <w:num w:numId="46" w16cid:durableId="250433680">
+    <w:abstractNumId w:val="45"/>
+  </w:num>
+  <w:num w:numId="47" w16cid:durableId="775910120">
+    <w:abstractNumId w:val="54"/>
+  </w:num>
+  <w:num w:numId="48" w16cid:durableId="11734614">
+    <w:abstractNumId w:val="55"/>
+  </w:num>
+  <w:num w:numId="49" w16cid:durableId="19819706">
+    <w:abstractNumId w:val="33"/>
+  </w:num>
+  <w:num w:numId="50" w16cid:durableId="1692730105">
+    <w:abstractNumId w:val="48"/>
+  </w:num>
+  <w:num w:numId="51" w16cid:durableId="1117529953">
+    <w:abstractNumId w:val="31"/>
+  </w:num>
+  <w:num w:numId="52" w16cid:durableId="443312024">
+    <w:abstractNumId w:val="23"/>
+  </w:num>
+  <w:num w:numId="53" w16cid:durableId="2127265573">
+    <w:abstractNumId w:val="61"/>
+  </w:num>
+  <w:num w:numId="54" w16cid:durableId="1267538039">
+    <w:abstractNumId w:val="62"/>
+  </w:num>
+  <w:num w:numId="55" w16cid:durableId="89858246">
+    <w:abstractNumId w:val="32"/>
+  </w:num>
+  <w:num w:numId="56" w16cid:durableId="1255241758">
+    <w:abstractNumId w:val="57"/>
+  </w:num>
+  <w:num w:numId="57" w16cid:durableId="402409348">
+    <w:abstractNumId w:val="56"/>
+  </w:num>
+  <w:num w:numId="58" w16cid:durableId="659847359">
+    <w:abstractNumId w:val="42"/>
+  </w:num>
+  <w:num w:numId="59" w16cid:durableId="598950559">
+    <w:abstractNumId w:val="13"/>
+  </w:num>
+  <w:num w:numId="60" w16cid:durableId="426998755">
+    <w:abstractNumId w:val="67"/>
+  </w:num>
+  <w:num w:numId="61" w16cid:durableId="1306008929">
+    <w:abstractNumId w:val="60"/>
+  </w:num>
+  <w:num w:numId="62" w16cid:durableId="2052411523">
+    <w:abstractNumId w:val="36"/>
+  </w:num>
+  <w:num w:numId="63" w16cid:durableId="279386491">
+    <w:abstractNumId w:val="4"/>
+  </w:num>
+  <w:num w:numId="64" w16cid:durableId="1465464133">
+    <w:abstractNumId w:val="35"/>
+  </w:num>
+  <w:num w:numId="65" w16cid:durableId="1860586934">
+    <w:abstractNumId w:val="47"/>
+  </w:num>
+  <w:num w:numId="66" w16cid:durableId="1145776328">
+    <w:abstractNumId w:val="59"/>
+  </w:num>
+  <w:num w:numId="67" w16cid:durableId="861356454">
     <w:abstractNumId w:val="24"/>
   </w:num>
-  <w:num w:numId="36" w16cid:durableId="1916279529">
-    <w:abstractNumId w:val="34"/>
-  </w:num>
-  <w:num w:numId="37" w16cid:durableId="25955558">
-    <w:abstractNumId w:val="4"/>
-  </w:num>
-  <w:num w:numId="38" w16cid:durableId="205457078">
-    <w:abstractNumId w:val="8"/>
-  </w:num>
-  <w:num w:numId="39" w16cid:durableId="1813867422">
-    <w:abstractNumId w:val="10"/>
-  </w:num>
-  <w:num w:numId="40" w16cid:durableId="978456966">
-    <w:abstractNumId w:val="39"/>
-  </w:num>
-  <w:num w:numId="41" w16cid:durableId="42943494">
-    <w:abstractNumId w:val="56"/>
-  </w:num>
-  <w:num w:numId="42" w16cid:durableId="1402604079">
-    <w:abstractNumId w:val="45"/>
-  </w:num>
-  <w:num w:numId="43" w16cid:durableId="476840196">
-    <w:abstractNumId w:val="46"/>
-  </w:num>
-  <w:num w:numId="44" w16cid:durableId="1418595425">
-    <w:abstractNumId w:val="20"/>
-  </w:num>
-  <w:num w:numId="45" w16cid:durableId="782458070">
-    <w:abstractNumId w:val="21"/>
-  </w:num>
-  <w:num w:numId="46" w16cid:durableId="250433680">
-    <w:abstractNumId w:val="40"/>
-  </w:num>
-  <w:num w:numId="47" w16cid:durableId="775910120">
-    <w:abstractNumId w:val="48"/>
-  </w:num>
-  <w:num w:numId="48" w16cid:durableId="11734614">
-    <w:abstractNumId w:val="49"/>
-  </w:num>
-  <w:num w:numId="49" w16cid:durableId="19819706">
+  <w:num w:numId="68" w16cid:durableId="262147846">
     <w:abstractNumId w:val="30"/>
-  </w:num>
-  <w:num w:numId="50" w16cid:durableId="1692730105">
-    <w:abstractNumId w:val="42"/>
-  </w:num>
-  <w:num w:numId="51" w16cid:durableId="1117529953">
-    <w:abstractNumId w:val="28"/>
-  </w:num>
-  <w:num w:numId="52" w16cid:durableId="443312024">
-    <w:abstractNumId w:val="22"/>
-  </w:num>
-  <w:num w:numId="53" w16cid:durableId="2127265573">
-    <w:abstractNumId w:val="53"/>
-  </w:num>
-  <w:num w:numId="54" w16cid:durableId="1267538039">
-    <w:abstractNumId w:val="54"/>
-  </w:num>
-  <w:num w:numId="55" w16cid:durableId="89858246">
-    <w:abstractNumId w:val="29"/>
-  </w:num>
-  <w:num w:numId="56" w16cid:durableId="1255241758">
-    <w:abstractNumId w:val="51"/>
-  </w:num>
-  <w:num w:numId="57" w16cid:durableId="402409348">
-    <w:abstractNumId w:val="50"/>
-  </w:num>
-  <w:num w:numId="58" w16cid:durableId="659847359">
-    <w:abstractNumId w:val="37"/>
-  </w:num>
-  <w:num w:numId="59" w16cid:durableId="598950559">
-    <w:abstractNumId w:val="12"/>
-  </w:num>
-  <w:num w:numId="60" w16cid:durableId="426998755">
-    <w:abstractNumId w:val="59"/>
   </w:num>
 </w:numbering>
 </file>
@@ -10986,7 +13141,6 @@
   <w:style w:type="character" w:default="1" w:styleId="DefaultParagraphFont">
     <w:name w:val="Default Paragraph Font"/>
     <w:uiPriority w:val="1"/>
-    <w:semiHidden/>
     <w:unhideWhenUsed/>
   </w:style>
   <w:style w:type="table" w:default="1" w:styleId="TableNormal">
